--- a/交付成果/第三轮修订版/第三轮4周版/读书会14_阿毗达摩基础_4周资料包（第三版修订）/Word版/第3周_心所详解与色法总说_学员版.docx
+++ b/交付成果/第三轮修订版/第三轮4周版/读书会14_阿毗达摩基础_4周资料包（第三版修订）/Word版/第3周_心所详解与色法总说_学员版.docx
@@ -3352,7 +3352,7 @@
         <w:rPr>
           <w:b w:val="0"/>
         </w:rPr>
-        <w:t>转写说明：本材料保留录音时间码 [00:00:00.000]；正文括注「（ ）」内为整理注记，朗读时跳过。</w:t>
+        <w:t>转写说明：本材料正文首条时间码为 [00:00:01.640]（源音频末条 ≈[01:10:53.160]，即 ≈ 01:10:53）；正文括注「（ ）」内为整理注记，朗读时跳过。</w:t>
       </w:r>
       <w:r>
         <w:rPr>
@@ -3433,31 +3433,31 @@
         <w:rPr>
           <w:b w:val="0"/>
         </w:rPr>
-        <w:t>[00:00:48.820] 啊前天呢，我们讲到了啊。这个贪无贪心所，嗔无嗔心所啊。啊。也讲到了这个称的高级阶段呢。是慈心好。Its.（称：嗔；称的高级阶段是慈心）</w:t>
-      </w:r>
-    </w:p>
-    <w:p>
-      <w:r>
-        <w:rPr>
-          <w:b w:val="0"/>
-        </w:rPr>
-        <w:t>[00:01:11.540] 词并没有一个单独的心所，它的心所呢，就是无称啊。（慈并没有一个单独的心所，它的心所就是无嗔）</w:t>
-      </w:r>
-    </w:p>
-    <w:p>
-      <w:r>
-        <w:rPr>
-          <w:b w:val="0"/>
-        </w:rPr>
-        <w:t>[00:01:21.980] 那我们也讲到了这个称呢，是一个很特别的。啊，一个心锁啊，大家也很熟悉。啊，称呢。这个。多少？啊，（称：嗔；心锁：心所）</w:t>
-      </w:r>
-    </w:p>
-    <w:p>
-      <w:r>
-        <w:rPr>
-          <w:b w:val="0"/>
-        </w:rPr>
-        <w:t>[00:01:36.720] 多萨在巴黎呢，也称为叫巴尼亚嘎。巴尼哈。巴尼亚格哈呢，就被称为说会被破坏，能够破坏或者破坏者，或者本身就是破坏。啊，那么。这个也是从新和心所的，它的这种。工具性、本体整体性和它的过程性来讲。也就是说呢，称。他的这个本性啊，他就是破坏。啊然后作为这个工具来讲呢，它就是个破坏的工具。啊那么作为一个过程来讲呢，它就是整个就是破坏的过程。破坏什么呢？破坏自他的福利。破坏自他的身心名色啊。所以称在所有的心锁里面，是最需要我们要去对峙的一个啊一个心锁。（多萨：dosa，嗔；巴尼亚嘎：巴利语嗔之异名；新和心所：心与心所；对峙：对治）</w:t>
+        <w:t>[00:00:48.820] 啊前天呢，我们讲到了啊。这个贪无贪心所，嗔无嗔心所啊。啊。也讲到了这个嗔的高级阶段呢。是慈心好。Its.（称：嗔；称的高级阶段是慈心）</w:t>
+      </w:r>
+    </w:p>
+    <w:p>
+      <w:r>
+        <w:rPr>
+          <w:b w:val="0"/>
+        </w:rPr>
+        <w:t>[00:01:11.540] 词并没有一个单独的心所，它的心所呢，就是无嗔啊。（慈并没有一个单独的心所，它的心所就是无嗔）</w:t>
+      </w:r>
+    </w:p>
+    <w:p>
+      <w:r>
+        <w:rPr>
+          <w:b w:val="0"/>
+        </w:rPr>
+        <w:t>[00:01:21.980] 那我们也讲到了这个嗔呢，是一个很特别的。啊，一个心所啊，大家也很熟悉。啊，嗔呢。这个。多少？啊，（称：嗔；心锁：心所）</w:t>
+      </w:r>
+    </w:p>
+    <w:p>
+      <w:r>
+        <w:rPr>
+          <w:b w:val="0"/>
+        </w:rPr>
+        <w:t>[00:01:36.720] 多萨在巴利呢，也称为叫巴尼亚嘎。巴尼哈。巴尼亚格哈呢，就被称为说会被破坏，能够破坏或者破坏者，或者本身就是破坏。啊，那么。这个也是从心与心所的，它的这种。工具性、本体整体性和它的过程性来讲。也就是说呢，嗔。他的这个本性啊，他就是破坏。啊然后作为这个工具来讲呢，它就是个破坏的工具。啊那么作为一个过程来讲呢，它就是整个就是破坏的过程。破坏什么呢？破坏自他的福利。破坏自他的身心名色啊。所以嗔在所有的心所里面，是最需要我们要去对治的一个啊一个心所。（多萨：dosa，嗔；巴尼亚嘎：巴利语嗔之异名；新和心所：心与心所；对峙：对治）</w:t>
       </w:r>
     </w:p>
     <w:p>
@@ -3475,31 +3475,31 @@
         <w:rPr>
           <w:b w:val="0"/>
         </w:rPr>
-        <w:t>[00:02:35.680] 好，今天呢，我们再讲这个几个杂心说啊。学习几个杂心锁，杂心锁呢又称为巡视圣洁，精进喜和欲啊，（杂心锁：杂心所；巡视圣洁：此处系「寻·伺·胜解·精进·喜·欲」之口误／口诵）</w:t>
-      </w:r>
-    </w:p>
-    <w:p>
-      <w:r>
-        <w:rPr>
-          <w:b w:val="0"/>
-        </w:rPr>
-        <w:t>[00:02:46.525] 圣洁我们在前面的时候已经讲到了，学到了啊，就是他这一个判断啊。（圣洁：胜解）</w:t>
-      </w:r>
-    </w:p>
-    <w:p>
-      <w:r>
-        <w:rPr>
-          <w:b w:val="0"/>
-        </w:rPr>
-        <w:t>[00:02:54.020] 啊，那我们今天来学习一下这个寻啊。寻在这个巴黎叫维达卡啊。那前面我们讲这前面讲到这个作意嘛哦。作意呢，是把这个心呢，拿到这个这个，把所缘拿到心里面来啊，这个呃，去注意它，但所有的这个。目标啊，只要呢，我们是主动要把它取来的，那这些目标呢啊在心锁里面呢，都需要这个寻心说啊寻心所去完成。</w:t>
-      </w:r>
-    </w:p>
-    <w:p>
-      <w:r>
-        <w:rPr>
-          <w:b w:val="0"/>
-        </w:rPr>
-        <w:t>[00:03:42.820] 啊，除了双五十。双午时为什么不需要寻呢？啊，这个我们后面会讲，因为双五十它这个声音颜色声音它是主动撞击的哦。那这个你只要不是主动撞击的这样的一个目标呢，都需要有寻啊。当然后面还有讲到，比如说我们啊，如果是论教法的话呢，二禅三禅四禅五禅就没有寻啊，就是要舍掉这个寻这个禅支。啊，那这个我们后面会提到哦。（双五十：双五识）</w:t>
+        <w:t>[00:02:35.680] 好，今天呢，我们再讲这个几个杂心说啊。学习几个杂心所，杂心所呢又称为寻伺胜解，精进喜和欲啊，（杂心锁：杂心所；巡视圣洁：此处系「寻·伺·胜解·精进·喜·欲」之口误／口诵）</w:t>
+      </w:r>
+    </w:p>
+    <w:p>
+      <w:r>
+        <w:rPr>
+          <w:b w:val="0"/>
+        </w:rPr>
+        <w:t>[00:02:46.525] 胜解我们在前面的时候已经讲到了，学到了啊，就是他这一个判断啊。（圣洁：胜解）</w:t>
+      </w:r>
+    </w:p>
+    <w:p>
+      <w:r>
+        <w:rPr>
+          <w:b w:val="0"/>
+        </w:rPr>
+        <w:t>[00:02:54.020] 啊，那我们今天来学习一下这个寻啊。寻在这个巴利叫维达卡啊。那前面我们讲这前面讲到这个作意嘛哦。作意呢，是把这个心呢，拿到这个这个，把所缘拿到心里面来啊，这个呃，去注意它，但所有的这个。目标啊，只要呢，我们是主动要把它取来的，那这些目标呢啊在心所里面呢，都需要这个寻心说啊寻心所去完成。</w:t>
+      </w:r>
+    </w:p>
+    <w:p>
+      <w:r>
+        <w:rPr>
+          <w:b w:val="0"/>
+        </w:rPr>
+        <w:t>[00:03:42.820] 啊，除了双五识。双午时为什么不需要寻呢？啊，这个我们后面会讲，因为双五识它这个声音颜色声音它是主动撞击的哦。那这个你只要不是主动撞击的这样的一个目标呢，都需要有寻啊。当然后面还有讲到，比如说我们啊，如果是论教法的话呢，二禅三禅四禅五禅就没有寻啊，就是要舍掉这个寻这个禅支。啊，那这个我们后面会提到哦。（双五十：双五识）</w:t>
       </w:r>
     </w:p>
     <w:p>
@@ -3523,15 +3523,15 @@
         <w:rPr>
           <w:b w:val="0"/>
         </w:rPr>
-        <w:t>[00:04:56.590] 所以，维达嘎作为心锁的字面意思呢，就是对所源的思维。啊，那么如果是这个，如果从论战的意义来讲呢，就是说让你的心骑在就像骑马一样骑在这个锁源上，或者呢，你投放在那个所缘上啊，把心的能够达到这个所缘。啊，所以这个这个寻的特效呢，是把心投向啊，或者是导向这个所源。引导心能够达到所源，或者把心放在所源上，（论战：论典／论教法）</w:t>
-      </w:r>
-    </w:p>
-    <w:p>
-      <w:r>
-        <w:rPr>
-          <w:b w:val="0"/>
-        </w:rPr>
-        <w:t>[00:05:29.350] 从而呢，让心呢，能够到达所源，能够投入所源啊。</w:t>
+        <w:t>[00:04:56.590] 所以，维达嘎作为心所的字面意思呢，就是对所缘的思维。啊，那么如果是这个，如果从论典的意义来讲呢，就是说让你的心骑在就像骑马一样骑在这个锁源上，或者呢，你投放在那个所缘上啊，把心的能够达到这个所缘。啊，所以这个这个寻的特效呢，是把心投向啊，或者是导向这个所缘。引导心能够达到所缘，或者把心放在所缘上，（论战：论典／论教法）</w:t>
+      </w:r>
+    </w:p>
+    <w:p>
+      <w:r>
+        <w:rPr>
+          <w:b w:val="0"/>
+        </w:rPr>
+        <w:t>[00:05:29.350] 从而呢，让心呢，能够到达所缘，能够投入所缘啊。</w:t>
       </w:r>
     </w:p>
     <w:p>
@@ -3547,7 +3547,7 @@
         <w:rPr>
           <w:b w:val="0"/>
         </w:rPr>
-        <w:t>[00:05:53.840] 临死前的目标。临死前的这个目标，所以为什么我们熟睡的时候会感觉心没有什么，这个这个这个这个认知或者记忆呢？因为他取的是上一生临死前的所缘。啊所以呢，你就因为他的过去所缘哦，所以呢，心里面呢，就觉得好像没有一个目标，没有一个目标一样，那么从有分心转起以后呢。啊，我们就是要成为心路呢，你就要去取一个所源来啊，就要取一个所源来去想，或者那个所源来撞击我们的眼根内升起眼门心路，或者耳门心入鼻门深入，前门心入心门深入啊。所以呢，那么也就简单来讲呢，寻呢，使我们的心触及所源啊。</w:t>
+        <w:t>[00:05:53.840] 临死前的目标。临死前的这个目标，所以为什么我们熟睡的时候会感觉心没有什么，这个这个这个这个认知或者记忆呢？因为他取的是上一生临死前的所缘。啊所以呢，你就因为他的过去所缘哦，所以呢，心里面呢，就觉得好像没有一个目标，没有一个目标一样，那么从有分心转起以后呢。啊，我们就是要成为心路呢，你就要去取一个所缘来啊，就要取一个所缘来去想，或者那个所缘来撞击我们的眼根内升起眼门心路，或者耳门心入鼻门深入，前门心入心门深入啊。所以呢，那么也就简单来讲呢，寻呢，使我们的心触及所缘啊。</w:t>
       </w:r>
     </w:p>
     <w:p>
@@ -3571,31 +3571,31 @@
         <w:rPr>
           <w:b w:val="0"/>
         </w:rPr>
-        <w:t>[00:07:41.100] 啊，那么寻的作用呢，它是这个啊去全面的传记所源。啊就是这个或者全面的去投入所源。那我们一开始呢，就是这个面对所源，那你可能只只取到一个它的部分，然后呢，你是一次一次的不断的进入，积极的去去去沉入所阳啊。举个例子，我们在敲一个锣或者敲一个鼓呢，刚开始敲一下两下，他后面得得得得敲敲很多下啊，就积极的很主动的去敲啊，这个就是这个呃这个寻的这个作用啊，那么如果你在禅修的时候，这个就会比较明显。</w:t>
-      </w:r>
-    </w:p>
-    <w:p>
-      <w:r>
-        <w:rPr>
-          <w:b w:val="0"/>
-        </w:rPr>
-        <w:t>[00:08:22.650] 刚开始。你的寻呢？它是什么呢？就是散乱。散乱寻就为你想觉知入出息，先把心安在入出息上，你心不断的往外跑，不断的往外跑，你就一直跑，一直跑，一直跑，对吧。好到后面呢，你的心能够比较安静的时候，你会感觉到心就一直的在投入到这个露出席上，一直投入入出席上，最后你的希望就完全沉在这个上面，好像有一个力量把你人牢牢抓住一样的，这个牢牢抓住的这个力量也是那个寻。啊，一直往外跑的那个力量也是那个血啊。那这个行的现起呢，就是呈现在禅修者的内心呢，会觉得心呢啊，去促进目标啊，去促进目标。（露出席／入出席：入出息）</w:t>
-      </w:r>
-    </w:p>
-    <w:p>
-      <w:r>
-        <w:rPr>
-          <w:b w:val="0"/>
-        </w:rPr>
-        <w:t>[00:09:04.160] 啊心的所缘呢，就是这个，它的因呢啊，就是目标的出现啊，就是有所缘，或者说所缘加一处加处加相应法等等啊。</w:t>
-      </w:r>
-    </w:p>
-    <w:p>
-      <w:r>
-        <w:rPr>
-          <w:b w:val="0"/>
-        </w:rPr>
-        <w:t>[00:09:22.940] 群呢，如果作为一个中介，我们讲说作为一个工具的角度上来讲啊。那他是把心导向或者投入所源，使得心呢能够取到这个所源。那它是起到这个工具或者中介的作用。那也就是呢，当我们想东西的时候，我们去开始去取这个目标啊。这个所缘呢，就是我们想事的时候，往往它是过去我们眼耳鼻舌身意取道的色身香味触法的这个概念所源。好在那些所源上，我们继续的追忆啊，（群：寻；一处加处：依处）</w:t>
+        <w:t>[00:07:41.100] 啊，那么寻的作用呢，它是这个啊去全面的传记所缘。啊就是这个或者全面的去投入所缘。那我们一开始呢，就是这个面对所缘，那你可能只只取到一个它的部分，然后呢，你是一次一次的不断的进入，积极的去去去沉入所缘啊。举个例子，我们在敲一个锣或者敲一个鼓呢，刚开始敲一下两下，他后面得得得得敲敲很多下啊，就积极的很主动的去敲啊，这个就是这个呃这个寻的这个作用啊，那么如果你在禅修的时候，这个就会比较明显。</w:t>
+      </w:r>
+    </w:p>
+    <w:p>
+      <w:r>
+        <w:rPr>
+          <w:b w:val="0"/>
+        </w:rPr>
+        <w:t>[00:08:22.650] 刚开始。你的寻呢？它是什么呢？就是散乱。散乱寻就为你想觉知入出息，先把心安在入出息上，你心不断的往外跑，不断的往外跑，你就一直跑，一直跑，一直跑，对吧。好到后面呢，你的心能够比较安静的时候，你会感觉到心就一直的在投入到这个入出息上，一直投入入出息上，最后你的希望就完全沉在这个上面，好像有一个力量把你人牢牢抓住一样的，这个牢牢抓住的这个力量也是那个寻。啊，一直往外跑的那个力量也是那个血啊。那这个行的现起呢，就是呈现在禅修者的内心呢，会觉得心呢啊，去促进目标啊，去促进目标。（露出席／入出席：入出息）</w:t>
+      </w:r>
+    </w:p>
+    <w:p>
+      <w:r>
+        <w:rPr>
+          <w:b w:val="0"/>
+        </w:rPr>
+        <w:t>[00:09:04.160] 啊心的所缘呢，就是这个，它的因呢啊，就是目标的出现啊，就是有所缘，或者说所缘加依处加相应法等等啊。</w:t>
+      </w:r>
+    </w:p>
+    <w:p>
+      <w:r>
+        <w:rPr>
+          <w:b w:val="0"/>
+        </w:rPr>
+        <w:t>[00:09:22.940] 群呢，如果作为一个中介，我们讲说作为一个工具的角度上来讲啊。那他是把心导向或者投入所缘，使得心呢能够取到这个所缘。那它是起到这个工具或者中介的作用。那也就是呢，当我们想东西的时候，我们去开始去取这个目标啊。这个所缘呢，就是我们想事的时候，往往它是过去我们眼耳鼻舌身意取道的色身香味触法的这个概念所缘。好在那些所缘上，我们继续的追忆啊，（群：寻；一处加处：依处）</w:t>
       </w:r>
     </w:p>
     <w:p>
@@ -3611,15 +3611,15 @@
         <w:rPr>
           <w:b w:val="0"/>
         </w:rPr>
-        <w:t>[00:10:16.780] 这个一般我们的思维呢，就是过去的一个标记，再套一个标记或者概念套一个概念。或者呢，是所源套所源的这种连接关系，所以开始思维的时候，取所源就是一个心路啊的所源。那这里的寻呢，是作为一个中介，中介来讲起到这个所源。好，那我们认识寻心所的这个特性作用啊，以及在心里面呈现的时候呢，原来我们在想东西，或者会知道一个东西，或者起一个所源的时候呢，其实是我们心理的作用。啊，我们经常讲说，诶你这个人这个思维很好啊啊这个这个思维能力很强啊啊，那其实这个思维能力就是这个寻啊。</w:t>
-      </w:r>
-    </w:p>
-    <w:p>
-      <w:r>
-        <w:rPr>
-          <w:b w:val="0"/>
-        </w:rPr>
-        <w:t>[00:11:06.340] 那寻不是只是取所源吗？怎么叫思维能力很强呢就是。</w:t>
+        <w:t>[00:10:16.780] 这个一般我们的思维呢，就是过去的一个标记，再套一个标记或者概念套一个概念。或者呢，是所缘套所缘的这种连接关系，所以开始思维的时候，取所缘就是一个心路啊的所缘。那这里的寻呢，是作为一个中介，中介来讲起到这个所缘。好，那我们认识寻心所的这个特性作用啊，以及在心里面呈现的时候呢，原来我们在想东西，或者会知道一个东西，或者起一个所缘的时候呢，其实是我们心理的作用。啊，我们经常讲说，诶你这个人这个思维很好啊啊这个这个思维能力很强啊啊，那其实这个思维能力就是这个寻啊。</w:t>
+      </w:r>
+    </w:p>
+    <w:p>
+      <w:r>
+        <w:rPr>
+          <w:b w:val="0"/>
+        </w:rPr>
+        <w:t>[00:11:06.340] 那寻不是只是取所缘吗？怎么叫思维能力很强呢就是。</w:t>
       </w:r>
     </w:p>
     <w:p>
@@ -3651,31 +3651,31 @@
         <w:rPr>
           <w:b w:val="0"/>
         </w:rPr>
-        <w:t>[00:13:03.340] 在这个时候呢，我们称为他的五常之的力量很强哦。那五常之的力量，其中第一个力量就是这个寻啊。这样这个时候的寻呢，跟我们开始像哒哒哒哒不断的找的这个寻呢，最大的不同是什么呢？就是这个开始我们的寻呢，就是触触碰式的寻，就碰一下碰一下碰一下。啊，到了正的禅那来寻呢，他就是真正就你的心就骑在这个所感上啊，这个经典里面形容呢，就像这个一只这个这个张开翅膀的雄鹰啊啊，它在天空中翱翔。啊，他的那种状态也是血。那普通的寻呢，就是啊，（五常之：五禅支）</w:t>
-      </w:r>
-    </w:p>
-    <w:p>
-      <w:r>
-        <w:rPr>
-          <w:b w:val="0"/>
-        </w:rPr>
-        <w:t>[00:13:46.755] 他举例呢，就像说那个蜜蜂啊，要去采花的时候，采花蜜的时候啊，飞过来啊，就是碰一下那个啊，轻轻的碰一下那个花有没有蜜有没有蜜就是这这个这状态，就是我们一般的普通取所缘的这种状态啊。这是寻啊，他发现说诶，这个有密诶，然后他就会沉下来，他就会不断的找，不断的采取，那这个这个这个这个这个心呢，就叫那个四啊，这个心锁呢就叫四啊，前面不断的碰，就是就是寻啊。啊，那我们刚才讲到了，就是说呢，有一些心呢，它是没有寻心锁的好。那他那没寻心锁，怎么得到所缘呢？</w:t>
-      </w:r>
-    </w:p>
-    <w:p>
-      <w:r>
-        <w:rPr>
-          <w:b w:val="0"/>
-        </w:rPr>
-        <w:t>[00:14:30.620] 首先我们讲说五十，眼耳鼻舌身啊，这个五十它是没有寻心锁的。还有第二禅、第三禅、第四禅、第五禅的心是没有寻心锁的。</w:t>
-      </w:r>
-    </w:p>
-    <w:p>
-      <w:r>
-        <w:rPr>
-          <w:b w:val="0"/>
-        </w:rPr>
-        <w:t>[00:14:41.700] 啊，那双五十在没有旬的情况下。这个能够知道所缘是因为呢，它是所缘直接跟一处接触啊，就是这个颜色，只要你有眼镜色，外面有光啊，有光明啊，那这个颜色呢，它就会主动来撞击你的眼镜色啊。所以这个时候你不需要寻啊，</w:t>
+        <w:t>[00:13:03.340] 在这个时候呢，我们称为他的五禅支的力量很强哦。那五禅支的力量，其中第一个力量就是这个寻啊。这样这个时候的寻呢，跟我们开始像哒哒哒哒不断的找的这个寻呢，最大的不同是什么呢？就是这个开始我们的寻呢，就是触触碰式的寻，就碰一下碰一下碰一下。啊，到了正的禅那来寻呢，他就是真正就你的心就骑在这个所感上啊，这个经典里面形容呢，就像这个一只这个这个张开翅膀的雄鹰啊啊，它在天空中翱翔。啊，他的那种状态也是血。那普通的寻呢，就是啊，（五常之：五禅支）</w:t>
+      </w:r>
+    </w:p>
+    <w:p>
+      <w:r>
+        <w:rPr>
+          <w:b w:val="0"/>
+        </w:rPr>
+        <w:t>[00:13:46.755] 他举例呢，就像说那个蜜蜂啊，要去采花的时候，采花蜜的时候啊，飞过来啊，就是碰一下那个啊，轻轻的碰一下那个花有没有蜜有没有蜜就是这这个这状态，就是我们一般的普通取所缘的这种状态啊。这是寻啊，他发现说诶，这个有密诶，然后他就会沉下来，他就会不断的找，不断的采取，那这个这个这个这个这个心呢，就叫那个四啊，这个心所呢就叫四啊，前面不断的碰，就是就是寻啊。啊，那我们刚才讲到了，就是说呢，有一些心呢，它是没有寻心所的好。那他那没寻心所，怎么得到所缘呢？</w:t>
+      </w:r>
+    </w:p>
+    <w:p>
+      <w:r>
+        <w:rPr>
+          <w:b w:val="0"/>
+        </w:rPr>
+        <w:t>[00:14:30.620] 首先我们讲说五十，眼耳鼻舌身啊，这个五十它是没有寻心所的。还有第二禅、第三禅、第四禅、第五禅的心是没有寻心所的。</w:t>
+      </w:r>
+    </w:p>
+    <w:p>
+      <w:r>
+        <w:rPr>
+          <w:b w:val="0"/>
+        </w:rPr>
+        <w:t>[00:14:41.700] 啊，那双五识在没有旬的情况下。这个能够知道所缘是因为呢，它是所缘直接跟一处接触啊，就是这个颜色，只要你有眼净色，外面有光啊，有光明啊，那这个颜色呢，它就会主动来撞击你的眼净色啊。所以这个时候你不需要寻啊，</w:t>
       </w:r>
     </w:p>
     <w:p>
@@ -3699,7 +3699,7 @@
         <w:rPr>
           <w:b w:val="0"/>
         </w:rPr>
-        <w:t>[00:15:46.120] 一种呢，就是二禅以上的禅那呢，它可以依靠初禅已经修起来的这个寻的力量，所以心能够直接投入到所缘上，不需要寻啊。就是说呢，你的心已经很熟悉这个禅那目标。你在出场的时候已经修过五自在，知道这个就是入场的目标啊，这个目标已经很稳定，非常有力量，它的意境性已经很强了，所以这个时候你不需要不断的去找他。啊，那意识道就是他的，不需要再去找他，所以呢，这个理论上就是这个角度。那么从阿毗达摩角度上来讲，就是说他初禅对二禅有清淤之缘。啊，有氢离子的原理啊，它这种原理就拉着你，你自己就会去了啊。（清淤之缘／氢离子的原理：亲近依止缘；出场／入场：出定／入定）</w:t>
+        <w:t>[00:15:46.120] 一种呢，就是二禅以上的禅那呢，它可以依靠初禅已经修起来的这个寻的力量，所以心能够直接投入到所缘上，不需要寻啊。就是说呢，你的心已经很熟悉这个禅那目标。你在出场的时候已经修过五自在，知道这个就是入场的目标啊，这个目标已经很稳定，非常有力量，它的意境性已经很强了，所以这个时候你不需要不断的去找他。啊，那意识道就是他的，不需要再去找他，所以呢，这个理论上就是这个角度。那么从阿毗达摩角度上来讲，就是说他初禅对二禅有亲依止缘。啊，有亲依止缘的原理啊，它这种原理就拉着你，你自己就会去了啊。（清淤之缘／氢离子的原理：亲近依止缘；出场／入场：出定／入定）</w:t>
       </w:r>
     </w:p>
     <w:p>
@@ -3723,15 +3723,15 @@
         <w:rPr>
           <w:b w:val="0"/>
         </w:rPr>
-        <w:t>[00:16:56.600] 我们在前面的心路里面讲到，就是你要入入禅，那那前面都有变作净心随顺种性。那四个心呢，它就是净行定的心。净行定的心呢，它是有寻心所的，它就会去取那个心所来的啊。所以它本身呢，就是会去取那个目标来的啊。所以，一个它就自然性资源的作用，第二个呢，它还有性情定会把那个目缠绕目标取过来啊。所以那么这个他就不需要这个训啊。（变作净心随顺种性：遍作·近行·随顺·种姓）</w:t>
-      </w:r>
-    </w:p>
-    <w:p>
-      <w:r>
-        <w:rPr>
-          <w:b w:val="0"/>
-        </w:rPr>
-        <w:t>[00:17:30.820] 包括我们后面呢，这个修十四种啊，这个预心法啊，十四种预心法呢，就是你可以在很多的长那里面好来回跳啊，那么这个它靠的也是自然亲资源的原理啊。啊那么这个寻呢，也就是说啊。（十四种预心法：十四种御心法）</w:t>
+        <w:t>[00:16:56.600] 我们在前面的心路里面讲到，就是你要入入禅，那那前面都有遍作·近行·随顺·种姓。那四个心呢，它就是净行定的心。净行定的心呢，它是有寻心所的，它就会去取那个心所来的啊。所以它本身呢，就是会去取那个目标来的啊。所以，一个它就自然性资源的作用，第二个呢，它还有性情定会把那个目缠绕目标取过来啊。所以那么这个他就不需要这个训啊。（变作净心随顺种性：遍作·近行·随顺·种姓）</w:t>
+      </w:r>
+    </w:p>
+    <w:p>
+      <w:r>
+        <w:rPr>
+          <w:b w:val="0"/>
+        </w:rPr>
+        <w:t>[00:17:30.820] 包括我们后面呢，这个修十四种啊，这个御心法啊，十四种御心法呢，就是你可以在很多的长那里面好来回跳啊，那么这个它靠的也是自然亲资源的原理啊。啊那么这个寻呢，也就是说啊。（十四种预心法：十四种御心法）</w:t>
       </w:r>
     </w:p>
     <w:p>
@@ -3757,7 +3757,19 @@
         <w:rPr>
           <w:b w:val="0"/>
         </w:rPr>
-        <w:t>[00:18:45.200] 寻呢？在论战里面啊啊这——（论战：论典，以下至「精进」段承前，整理时按录音连续照录）</w:t>
+        <w:t>[00:18:45.200] 寻呢？在论典里面啊啊这——（论战：论典。原音频 [00:19:09]–[00:48:56]「伺心所·精进（前半）」约 30m46s 为</w:t>
+      </w:r>
+      <w:r>
+        <w:rPr>
+          <w:b/>
+        </w:rPr>
+        <w:t>节选省略</w:t>
+      </w:r>
+      <w:r>
+        <w:rPr>
+          <w:b w:val="0"/>
+        </w:rPr>
+        <w:t>，非连续照录；下段 [00:49:31.220] 起按录音承前照录）</w:t>
       </w:r>
     </w:p>
     <w:p>
@@ -3789,7 +3801,7 @@
         <w:rPr>
           <w:b w:val="0"/>
         </w:rPr>
-        <w:t>[00:50:21.135] 你就想去控制他就想逼迫他，这样能不能回到原来的状态啊？那么这样的一种逼迫呢，其实它是不善法，它是一种控制。控制就是基本上是称心，就是对原来的现在这个状态的不满意的一种排斥啊。而去控制它是一种称心。那么这种嗔心生起来，你要马上能观察到哦，就是已生不善。并短促。要去除它啊，那么怎么去除它呢？重新回到心脏啊，就是这个，呃，这个跟心啊，要。（称心：嗔心）</w:t>
+        <w:t>[00:50:21.135] 你就想去控制他就想逼迫他，这样能不能回到原来的状态啊？那么这样的一种逼迫呢，其实它是不善法，它是一种控制。控制就是基本上是嗔心，就是对原来的现在这个状态的不满意的一种排斥啊。而去控制它是一种嗔心。那么这种嗔心生起来，你要马上能观察到哦，就是已生不善。并短促。要去除它啊，那么怎么去除它呢？重新回到心脏啊，就是这个，呃，这个跟心啊，要。（称心：嗔心）</w:t>
       </w:r>
     </w:p>
     <w:p>
@@ -3837,15 +3849,15 @@
         <w:rPr>
           <w:b w:val="0"/>
         </w:rPr>
-        <w:t>[00:52:43.040] 好，那么这个是讲到的这个这个呃镇经剂呢哈，就是镇经剂呢是。这个这个要能够随时觉察它是正确还是不正确啊。（镇经剂：正精进）</w:t>
-      </w:r>
-    </w:p>
-    <w:p>
-      <w:r>
-        <w:rPr>
-          <w:b w:val="0"/>
-        </w:rPr>
-        <w:t>[00:53:00.190] 那我们后面会讲到一个这个这个啊欲心所啊欲心所呢是想要。啊，那么玉心所这个想要跟精进它什么区别呢？欲是想要精进呢，是一种坚持啊，一种隐忍啊，一种勇者的心智啊，一种能够醒思啊，不亲进的过患和亲进的利益的这样的一种啊。（玉心所：欲心所；亲进：精进）</w:t>
+        <w:t>[00:52:43.040] 好，那么这个是讲到的这个这个呃正精进呢哈，就是正精进呢是。这个这个要能够随时觉察它是正确还是不正确啊。（镇经剂：正精进）</w:t>
+      </w:r>
+    </w:p>
+    <w:p>
+      <w:r>
+        <w:rPr>
+          <w:b w:val="0"/>
+        </w:rPr>
+        <w:t>[00:53:00.190] 那我们后面会讲到一个这个这个啊欲心所啊欲心所呢是想要。啊，那么欲心所这个想要跟精进它什么区别呢？欲是想要精进呢，是一种坚持啊，一种隐忍啊，一种勇者的心智啊，一种能够醒思啊，不精进的过患和精进的利益的这样的一种啊。（玉心所：欲心所；亲进：精进）</w:t>
       </w:r>
     </w:p>
     <w:p>
@@ -3871,7 +3883,7 @@
         <w:rPr>
           <w:b w:val="0"/>
         </w:rPr>
-        <w:t>[00:54:21.060] 我们再来学一个心锁，就是这个喜。起呢就是这个PT啊巴利叫PT。啊。在呃。这个日常生活当中呢，如果我们心啊这个。呃，这个没有什么力量，我们讲说呃浮浮泛泛啊啊这个这个没有什么感觉的时候，如果有一件事情让你特别欢喜升起来啊，你的心就一下子会有振振奋起来哦啊，心就会变得很有力量。那这种就是起它的这个作用啊，它能够对峙啊，我们这个身心的这种昏沉啊。所以喜的特性就是喜欢所缘，或者有欢喜的所缘出可喜所缘出现的时候引发他的欢喜。（PT：pīti，喜；对峙：对治）</w:t>
+        <w:t>[00:54:21.060] 我们再来学一个心所，就是这个喜。起呢就是这个PT啊巴利叫PT。啊。在呃。这个日常生活当中呢，如果我们心啊这个。呃，这个没有什么力量，我们讲说呃浮浮泛泛啊啊这个这个没有什么感觉的时候，如果有一件事情让你特别欢喜升起来啊，你的心就一下子会有振振奋起来哦啊，心就会变得很有力量。那这种就是起它的这个作用啊，它能够对治啊，我们这个身心的这种昏沉啊。所以喜的特性就是喜欢所缘，或者有欢喜的所缘出可喜所缘出现的时候引发他的欢喜。（PT：pīti，喜；对峙：对治）</w:t>
       </w:r>
     </w:p>
     <w:p>
@@ -3887,15 +3899,15 @@
         <w:rPr>
           <w:b w:val="0"/>
         </w:rPr>
-        <w:t>[00:55:47.220] 然后踊跃洗啊，就是会踊跃要跳起来的这种感觉，然后变满洗呢，我经常讲说你像泡在这个这个快乐的油桶里面的哈，这种这个这个这这种洗好。啊，所以那么喜呢，就是喜欢目标啊，用我们这个这个一般人来讲说哦，我对这个东西好感兴趣啊，那是因为喜欢才会有好感兴趣啊。啊，那么它的这个作用呢，就是令心和身体啊身体感到喜悦，它令殊胜的心思色法遍满遍满全身。就是不管你是贪的心呢。啊还是说这个我们说善心呢。啊，只要有这个喜心所啊存在呢，它都会产生那种轻快柔软事业的心生色法呢。然后这个这个遍布全身啊。（变满洗／踊跃洗：遍满喜／踊跃喜；事业：适业）</w:t>
-      </w:r>
-    </w:p>
-    <w:p>
-      <w:r>
-        <w:rPr>
-          <w:b w:val="0"/>
-        </w:rPr>
-        <w:t>[00:56:47.300] 啊贪呢，它有轻快柔软，但是它不一定事业。啊什么意思呢？因为它具有粘着性。所以它产生的新生色法呢，它是有轻快柔软，但是呢，它不一定事业，它有粘着性，所以它会附在你的这个血管表壁呀啊等等这个上面啊，但总体来讲呢，它是会轻快啊。就是你很欢喜的时候啊，然后它产生的那个心理的物质呢，它会去碰触身体的其他的这个物质，然后你感觉全身都觉得很舒服。那这个是那个喜啊，这个这个是树枝呢产生的这个这个这个心呢啊，然后产生了新生色法在身体的这样的一种啊，一种一种作用啊。</w:t>
+        <w:t>[00:55:47.220] 然后踊跃喜啊，就是会踊跃要跳起来的这种感觉，然后遍满喜呢，我经常讲说你像泡在这个这个快乐的油桶里面的哈，这种这个这个这这种洗好。啊，所以那么喜呢，就是喜欢目标啊，用我们这个这个一般人来讲说哦，我对这个东西好感兴趣啊，那是因为喜欢才会有好感兴趣啊。啊，那么它的这个作用呢，就是令心和身体啊身体感到喜悦，它令殊胜的心思色法遍满遍满全身。就是不管你是贪的心呢。啊还是说这个我们说善心呢。啊，只要有这个喜心所啊存在呢，它都会产生那种轻快柔软适业的心生色法呢。然后这个这个遍布全身啊。（变满洗／踊跃洗：遍满喜／踊跃喜；事业：适业）</w:t>
+      </w:r>
+    </w:p>
+    <w:p>
+      <w:r>
+        <w:rPr>
+          <w:b w:val="0"/>
+        </w:rPr>
+        <w:t>[00:56:47.300] 啊贪呢，它有轻快柔软，但是它不一定适业。啊什么意思呢？因为它具有粘着性。所以它产生的新生色法呢，它是有轻快柔软，但是呢，它不一定适业，它有粘着性，所以它会附在你的这个血管表壁呀啊等等这个上面啊，但总体来讲呢，它是会轻快啊。就是你很欢喜的时候啊，然后它产生的那个心理的物质呢，它会去碰触身体的其他的这个物质，然后你感觉全身都觉得很舒服。那这个是那个喜啊，这个这个是树枝呢产生的这个这个这个心呢啊，然后产生了新生色法在身体的这样的一种啊，一种一种作用啊。</w:t>
       </w:r>
     </w:p>
     <w:p>
@@ -3911,7 +3923,7 @@
         <w:rPr>
           <w:b w:val="0"/>
         </w:rPr>
-        <w:t>[00:57:48.360] 啊，它的静音呢，就是目标啊，就是或者是所缘加一处加处啊。就是这个目标出现的时候，只要出现我们就会喜啊，就你这个很久没有看到你的很喜欢的亲人啊，远远一看到你们还没有拥抱你就已经很欢喜了。好，那这个时候就所缘出现就欢喜。那有一些呢，它是需要所源一处加处才会有，就是比如说啊，这个这个有人给你做很柔和轻松的按摩。啊，没有按摩之前，你没有这个洗，按完以后觉得很舒适，那个洗，那么这个就是所缘加一处加醋才形成的好了好。好，那么这个这个这个刚才讲的这五种喜啊哈，（静音：近因）</w:t>
+        <w:t>[00:57:48.360] 啊，它的近因呢，就是目标啊，就是或者是所缘加依处啊。就是这个目标出现的时候，只要出现我们就会喜啊，就你这个很久没有看到你的很喜欢的亲人啊，远远一看到你们还没有拥抱你就已经很欢喜了。好，那这个时候就所缘出现就欢喜。那有一些呢，它是需要所缘依处才会有，就是比如说啊，这个这个有人给你做很柔和轻松的按摩。啊，没有按摩之前，你没有这个洗，按完以后觉得很舒适，那个洗，那么这个就是所缘加一处加醋才形成的好了好。好，那么这个这个这个刚才讲的这五种喜啊哈，（静音：近因）</w:t>
       </w:r>
     </w:p>
     <w:p>
@@ -3927,7 +3939,7 @@
         <w:rPr>
           <w:b w:val="0"/>
         </w:rPr>
-        <w:t>[00:59:00.800] 那么，气喜喜呢，它是说呢，像海浪海岸的这个海上的波浪，它是一波一波的来啊，一波一波的来，像浪潮一样的遍布全身啊。缺夜喜呢，就是很强啊，他这个感觉要跳起来啊，有些人禅修到二禅的时候呢，就感觉要跳起来，要飞起来一样。（气喜喜：继起喜；缺夜喜：踊跃喜）</w:t>
+        <w:t>[00:59:00.800] 那么，继起喜呢，它是说呢，像海浪海岸的这个海上的波浪，它是一波一波的来啊，一波一波的来，像浪潮一样的遍布全身啊。踊跃喜呢，就是很强啊，他这个感觉要跳起来啊，有些人禅修到二禅的时候呢，就感觉要跳起来，要飞起来一样。（气喜喜：继起喜；缺夜喜：踊跃喜）</w:t>
       </w:r>
     </w:p>
     <w:p>
@@ -3991,7 +4003,7 @@
         <w:rPr>
           <w:b w:val="0"/>
         </w:rPr>
-        <w:t>[01:02:51.580] 对这个所缘的关系啊。要培养对所缘的这种情感啊啊，那么这个这个对培养所缘的情感呢，就离不开这个寻和视啊。就是你要带有一点探究啊，那带一点探究心存在上面，然后加上有念的时候呢，他轻安轻快柔软，事业练达阵子就会起来。起来完以后呢，那个心那个喜呀啊，那个喜悦它就会升起来好。而喜的足处呢，也同样是这样的，就是所缘啊，或者所缘加一处，加处加相应法啊。（寻和视：寻和伺）</w:t>
+        <w:t>[01:02:51.580] 对这个所缘的关系啊。要培养对所缘的这种情感啊啊，那么这个这个对培养所缘的情感呢，就离不开这个寻和视啊。就是你要带有一点探究啊，那带一点探究心存在上面，然后加上有念的时候呢，他轻安轻快柔软，适业练达阵子就会起来。起来完以后呢，那个心那个喜呀啊，那个喜悦它就会升起来好。而喜的足处呢，也同样是这样的，就是所缘啊，或者所缘加一处，加处加相应法啊。（寻和视：寻和伺）</w:t>
       </w:r>
     </w:p>
     <w:p>
@@ -4033,7 +4045,7 @@
         <w:rPr>
           <w:b w:val="0"/>
         </w:rPr>
-        <w:t>[01:05:02.470] 看着那个菩提树，好。那么，喜的功德呢，除了给我们的力量之外呢，还有一个很重要就是在临死塑形啊。在我们临死的时候，当我们一生最后一刻能够回忆起啊，一生中所做的这个善法。无论是布施啊，持戒啊，禅修啊等等，好，然后这样想的时候，你这个喜就会升起来。那么喜在临死的时候，它是很宝贵的好。（临死塑形：临死速行）</w:t>
+        <w:t>[01:05:02.470] 看着那个菩提树，好。那么，喜的功德呢，除了给我们的力量之外呢，还有一个很重要就是在临死速行啊。在我们临死的时候，当我们一生最后一刻能够回忆起啊，一生中所做的这个善法。无论是布施啊，持戒啊，禅修啊等等，好，然后这样想的时候，你这个喜就会升起来。那么喜在临死的时候，它是很宝贵的好。（临死塑形：临死速行）</w:t>
       </w:r>
     </w:p>
     <w:p>
@@ -4049,63 +4061,63 @@
         <w:rPr>
           <w:b w:val="0"/>
         </w:rPr>
-        <w:t>[01:05:50.960] 他。五岁时，遇到佛陀，然后呢，他这个人家给他剃度，他就胜的阿拉汉。五岁就证阿拉汉，他有很深厚的巴拉密。那他这巴拉密来自于哪里呢？他在这个这个圣莲花佛的时代呢，他是一个富翁的仆人，很贫穷，他没有能力供养佛陀和僧团。但是呢，他有极强极强的善欲啊，想要修行善法啊，以便在自己未来的生死轮回当中呢，建立自己的保护所。所以，（胜的阿拉汉：证的阿罗汉；巴拉密：波罗蜜；圣莲花佛：莲华佛）</w:t>
-      </w:r>
-    </w:p>
-    <w:p>
-      <w:r>
-        <w:rPr>
-          <w:b w:val="0"/>
-        </w:rPr>
-        <w:t>[01:06:25.820] 因此呢，在那一生呢，他就向一位长老呢，请求受持五戒。然后呢，这个这个，而且终身不违犯的持守。那我们知道圣莲花佛的时代啊，人寿十万岁啊，也就是说呢，这位这个仆人呢，他这个持戒持了十万年。所以他临命终的时候呢，他醒思他自己一生啊，十万年啊，这个五戒都清净无暇。啊，然后很欢喜，那么死亡以后就投身到天界，然后从那个时候起，他就这个一直到现在成这个果德玛佛陀，成为阿拉汉这个总共有十万大劫的这个期间啊，他都不曾堕入恶道，而只是在人间和天界流转，享受人天的福报。</w:t>
-      </w:r>
-    </w:p>
-    <w:p>
-      <w:r>
-        <w:rPr>
-          <w:b w:val="0"/>
-        </w:rPr>
-        <w:t>[01:07:18.740] 所以他每一次呢，都拥有这个三个特点，第一个呢就是英俊富有，然后他非常的智慧敏锐好。那么，他的所谓的英俊和富有呢，就是因为过去持戒清净的缘故。那么，他为什么会有敏锐的智慧呢？啊，就是因为他在圣莲花佛时代不仅仅持戒，而且呢，他还勤修止止禅和观禅。我们讲如修勤修如来禅。啊，他能够观照究竟名色法缘起法，以及他们的无常古我三下啊，一直正得行者智，所以很深的智慧啊。</w:t>
-      </w:r>
-    </w:p>
-    <w:p>
-      <w:r>
-        <w:rPr>
-          <w:b w:val="0"/>
-        </w:rPr>
-        <w:t>[01:07:59.180] 所以在哥德马佛陀时代，那释迦牟尼佛出世的时候，那个时候他是在接近于安居的某一天，他看到他的父母向一位这个长老求授五戒。在看到那个长老给他父母受五戒的时候，他马上就回忆起在莲圣莲花佛时代，他持守的五戒好。然后内心呢，又打。当下身体极强的喜悦啊，他并这个这个身体很强的病例。</w:t>
-      </w:r>
-    </w:p>
-    <w:p>
-      <w:r>
-        <w:rPr>
-          <w:b w:val="0"/>
-        </w:rPr>
-        <w:t>[01:08:30.500] 那么当。这位这个这个出家人啊，给他爸爸妈妈受五戒，然后再为他一家人开示四圣谛的时候呢，他马上就回忆起在圣莲花佛时代十万年，他修习观禅啊。这个当下他就能够同时啊听着这位这个这个尊者的讲法呢，啊，观察他自己呃外在的五蕴啊，以及他的无常苦我然后次第就是证得初果二果三果四果啊，</w:t>
-      </w:r>
-    </w:p>
-    <w:p>
-      <w:r>
-        <w:rPr>
-          <w:b w:val="0"/>
-        </w:rPr>
-        <w:t>[01:09:02.720] 证得阿拉汉，然后呢就请求啊，这个这个这个这个尊者呢，啊，给他这个剃度出家啊。所以，这个是啊，这个由于这个过去欢喜的持戒，然后产生这个在十万个大劫里面都有这个喜的数字。我们讲喜觉知啊，一直引导着他证悟涅槃哦。啊，这个是啊，这个喜这个心锁啊。啊那么喜呢，在这个日常生活中呢，啊它是这个能够啊对峙昏沉睡眠啊，跟如果喜跟精进啊配合起来的话呢，啊，那么这个这个我们就没有完不成的事情啊。（哥德马：果德玛（乔达摩））</w:t>
-      </w:r>
-    </w:p>
-    <w:p>
-      <w:r>
-        <w:rPr>
-          <w:b w:val="0"/>
-        </w:rPr>
-        <w:t>[01:09:50.640] 啊金剧呢，这个威利亚啊，在三十七道品里面呢，又叫做御神族啊，叫御神族啊，那么这个经典里面讲啊，说只要有御神族啊，无事不办。那么这个这个这个这个啊这个这个在二十四元里面呢，也称为叫遇真善缘啊真善缘啊啊这清净啊，这个清清净神族不是御神族啊，叫清净神族啊。这个这个这个这个啊就称为叫清净哈，这个这个聚生啊真上啊啊叫真善缘啊俱生增上。（金剧／威利亚：精进／viriya；御神族：勤神足；真善缘：俱生增上缘）</w:t>
-      </w:r>
-    </w:p>
-    <w:p>
-      <w:r>
-        <w:rPr>
-          <w:b w:val="0"/>
-        </w:rPr>
-        <w:t>[01:10:37.900] 啊好，那今天呢，我们这个心锁呢，我们就学到这里哈，就是啊，希望大家能够在未来的生命里面呢，都能够欢喜精进啊。</w:t>
+        <w:t>[01:05:50.960] 他。五岁时，遇到佛陀，然后呢，他这个人家给他剃度，他就证的阿罗汉。五岁就证阿拉汉，他有很深厚的巴拉密。那他这巴拉密来自于哪里呢？他在这个这个莲华佛的时代呢，他是一个富翁的仆人，很贫穷，他没有能力供养佛陀和僧团。但是呢，他有极强极强的善欲啊，想要修行善法啊，以便在自己未来的生死轮回当中呢，建立自己的保护所。所以，（胜的阿拉汉：证的阿罗汉；巴拉密：波罗蜜；圣莲花佛：莲华佛）</w:t>
+      </w:r>
+    </w:p>
+    <w:p>
+      <w:r>
+        <w:rPr>
+          <w:b w:val="0"/>
+        </w:rPr>
+        <w:t>[01:06:25.820] 因此呢，在那一生呢，他就向一位长老呢，请求受持五戒。然后呢，这个这个，而且终身不违犯的持守。那我们知道莲华佛的时代啊，人寿十万岁啊，也就是说呢，这位这个仆人呢，他这个持戒持了十万年。所以他临命终的时候呢，他醒思他自己一生啊，十万年啊，这个五戒都清净无暇。啊，然后很欢喜，那么死亡以后就投身到天界，然后从那个时候起，他就这个一直到现在成这个果德玛佛陀，成为阿拉汉这个总共有十万大劫的这个期间啊，他都不曾堕入恶道，而只是在人间和天界流转，享受人天的福报。</w:t>
+      </w:r>
+    </w:p>
+    <w:p>
+      <w:r>
+        <w:rPr>
+          <w:b w:val="0"/>
+        </w:rPr>
+        <w:t>[01:07:18.740] 所以他每一次呢，都拥有这个三个特点，第一个呢就是英俊富有，然后他非常的智慧敏锐好。那么，他的所谓的英俊和富有呢，就是因为过去持戒清净的缘故。那么，他为什么会有敏锐的智慧呢？啊，就是因为他在莲华佛时代不仅仅持戒，而且呢，他还勤修止止禅和观禅。我们讲如修勤修如来禅。啊，他能够观照究竟名色法缘起法，以及他们的无常古我三下啊，一直正得行者智，所以很深的智慧啊。</w:t>
+      </w:r>
+    </w:p>
+    <w:p>
+      <w:r>
+        <w:rPr>
+          <w:b w:val="0"/>
+        </w:rPr>
+        <w:t>[01:07:59.180] 所以在果德玛佛陀时代，那释迦牟尼佛出世的时候，那个时候他是在接近于安居的某一天，他看到他的父母向一位这个长老求授五戒。在看到那个长老给他父母受五戒的时候，他马上就回忆起在莲莲华佛时代，他持守的五戒好。然后内心呢，又打。当下身体极强的喜悦啊，他并这个这个身体很强的病例。</w:t>
+      </w:r>
+    </w:p>
+    <w:p>
+      <w:r>
+        <w:rPr>
+          <w:b w:val="0"/>
+        </w:rPr>
+        <w:t>[01:08:30.500] 那么当。这位这个这个出家人啊，给他爸爸妈妈受五戒，然后再为他一家人开示四圣谛的时候呢，他马上就回忆起在莲华佛时代十万年，他修习观禅啊。这个当下他就能够同时啊听着这位这个这个尊者的讲法呢，啊，观察他自己呃外在的五蕴啊，以及他的无常苦我然后次第就是证得初果二果三果四果啊，</w:t>
+      </w:r>
+    </w:p>
+    <w:p>
+      <w:r>
+        <w:rPr>
+          <w:b w:val="0"/>
+        </w:rPr>
+        <w:t>[01:09:02.720] 证得阿拉汉，然后呢就请求啊，这个这个这个这个尊者呢，啊，给他这个剃度出家啊。所以，这个是啊，这个由于这个过去欢喜的持戒，然后产生这个在十万个大劫里面都有这个喜的数字。我们讲喜觉知啊，一直引导着他证悟涅槃哦。啊，这个是啊，这个喜这个心所啊。啊那么喜呢，在这个日常生活中呢，啊它是这个能够啊对治昏沉睡眠啊，跟如果喜跟精进啊配合起来的话呢，啊，那么这个这个我们就没有完不成的事情啊。（果德玛：果德玛（乔达摩））</w:t>
+      </w:r>
+    </w:p>
+    <w:p>
+      <w:r>
+        <w:rPr>
+          <w:b w:val="0"/>
+        </w:rPr>
+        <w:t>[01:09:50.640] 啊精进呢，这个威利亚啊，在三十七道品里面呢，又叫做勤神足啊，叫勤神足啊，那么这个经典里面讲啊，说只要有勤神足啊，无事不办。那么这个这个这个这个啊这个这个在二十四元里面呢，也称为叫遇俱生增上缘啊俱生增上缘啊啊这清净啊，这个清清净神族不是勤神足啊，叫清净神族啊。这个这个这个这个啊就称为叫清净哈，这个这个聚生啊真上啊啊叫俱生增上缘啊俱生增上。（金剧／威利亚：精进／viriya；御神族：勤神足；真善缘：俱生增上缘）</w:t>
+      </w:r>
+    </w:p>
+    <w:p>
+      <w:r>
+        <w:rPr>
+          <w:b w:val="0"/>
+        </w:rPr>
+        <w:t>[01:10:37.900] 啊好，那今天呢，我们这个心所呢，我们就学到这里哈，就是啊，希望大家能够在未来的生命里面呢，都能够欢喜精进啊。</w:t>
       </w:r>
     </w:p>
     <w:p>
@@ -20922,7 +20934,31 @@
         <w:rPr>
           <w:b w:val="0"/>
         </w:rPr>
-        <w:t>转写说明：本材料保留录音时间码 [00:00:00.000]；正文括注「（ ）」内为整理注记，朗读时跳过。</w:t>
+        <w:t>转写说明：本材料正文按</w:t>
+      </w:r>
+      <w:r>
+        <w:rPr>
+          <w:b/>
+        </w:rPr>
+        <w:t>主题重排</w:t>
+      </w:r>
+      <w:r>
+        <w:rPr>
+          <w:b w:val="0"/>
+        </w:rPr>
+        <w:t>，首条时间码为 [00:17:48.680]（源音频末条 ≈[01:03:59.360]，即 ≈ 01:03:59），</w:t>
+      </w:r>
+      <w:r>
+        <w:rPr>
+          <w:b/>
+        </w:rPr>
+        <w:t>时间码非录音顺序</w:t>
+      </w:r>
+      <w:r>
+        <w:rPr>
+          <w:b w:val="0"/>
+        </w:rPr>
+        <w:t>；正文括注「（ ）」内为整理注记，朗读时跳过。</w:t>
       </w:r>
       <w:r>
         <w:rPr>
@@ -21315,7 +21351,7 @@
         <w:rPr>
           <w:b w:val="0"/>
         </w:rPr>
-        <w:t>[00:03:35.700] 我们今天啊继续来学习啊色法哦。昨天我们初初讲到了啊。四大种啊，二十八种，色法里面讲的四大种。</w:t>
+        <w:t>（承前重出·同 [00:03:35.700]）我们今天啊继续来学习啊色法哦。昨天我们初初讲到了啊。四大种啊，二十八种，色法里面讲的四大种。</w:t>
       </w:r>
     </w:p>
     <w:p>

--- a/交付成果/第三轮修订版/第三轮4周版/读书会14_阿毗达摩基础_4周资料包（第三版修订）/Word版/第3周_心所详解与色法总说_学员版.docx
+++ b/交付成果/第三轮修订版/第三轮4周版/读书会14_阿毗达摩基础_4周资料包（第三版修订）/Word版/第3周_心所详解与色法总说_学员版.docx
@@ -2888,7 +2888,7 @@
         <w:rPr>
           <w:b w:val="0"/>
         </w:rPr>
-        <w:t>rājā rakkhatu dhammena attanova pajam pajam.</w:t>
+        <w:t>rājā rakkhatu dhammena attanova pajaṃ pajaṃ.</w:t>
       </w:r>
     </w:p>
     <w:p>
@@ -3643,7 +3643,7 @@
         <w:rPr>
           <w:b w:val="0"/>
         </w:rPr>
-        <w:t>[00:12:45.665] 那训练呢，也是那个寻好，那比如说我们训练病例啊，训练露出洗练。做出习练呢，最后你的心能够完全的沉在上面啊，不动了心不会动了啊，甚至想打个玩家都打不起来好那。（训练病例／露出洗练：疑为「训练遍作／入出息念」之同音误字，按原音保留）</w:t>
+        <w:t>[00:12:45.665] 那训练呢，也是那个寻好，那比如说我们入出息念啊，训练入出息念。做出习练呢，最后你的心能够完全的沉在上面啊，不动了心不会动了啊，甚至想打个玩家都打不起来好那。</w:t>
       </w:r>
     </w:p>
     <w:p>

--- a/交付成果/第三轮修订版/第三轮4周版/读书会14_阿毗达摩基础_4周资料包（第三版修订）/Word版/第3周_心所详解与色法总说_学员版.docx
+++ b/交付成果/第三轮修订版/第三轮4周版/读书会14_阿毗达摩基础_4周资料包（第三版修订）/Word版/第3周_心所详解与色法总说_学员版.docx
@@ -3425,7 +3425,7 @@
         <w:rPr>
           <w:b w:val="0"/>
         </w:rPr>
-        <w:t>[00:00:01.640] 我们一起来礼敬佛陀。南无大瑟，我阿达哈萨三不瑟。南无瓦多、阿拉多萨三。南无卡多萨。你今乃位世尊，阿拉汉正自觉者。啊，各位法师，各位居士，大德晚上吉祥。</w:t>
+        <w:t>[00:00:01.640] 我们一起来礼敬佛陀。Namo tassa bhagavato arahato sammāsambuddhassa／礼敬那位跋葛瓦、阿拉汉、正自觉者！啊，各位法师，各位居士，大德晚上吉祥。</w:t>
       </w:r>
     </w:p>
     <w:p>
@@ -3499,7 +3499,7 @@
         <w:rPr>
           <w:b w:val="0"/>
         </w:rPr>
-        <w:t>[00:03:42.820] 啊，除了双五识。双午时为什么不需要寻呢？啊，这个我们后面会讲，因为双五识它这个声音颜色声音它是主动撞击的哦。那这个你只要不是主动撞击的这样的一个目标呢，都需要有寻啊。当然后面还有讲到，比如说我们啊，如果是论教法的话呢，二禅三禅四禅五禅就没有寻啊，就是要舍掉这个寻这个禅支。啊，那这个我们后面会提到哦。（双五十：双五识）</w:t>
+        <w:t>[00:03:42.820] 啊，除了双五识。双五识为什么不需要寻呢？啊，这个我们后面会讲，因为双五识它这个声音颜色声音它是主动撞击的哦。那这个你只要不是主动撞击的这样的一个目标呢，都需要有寻啊。当然后面还有讲到，比如说我们啊，如果是论教法的话呢，二禅三禅四禅五禅就没有寻啊，就是要舍掉这个寻这个禅支。啊，那这个我们后面会提到哦。（双五十：双五识）</w:t>
       </w:r>
     </w:p>
     <w:p>
@@ -3523,7 +3523,7 @@
         <w:rPr>
           <w:b w:val="0"/>
         </w:rPr>
-        <w:t>[00:04:56.590] 所以，维达嘎作为心所的字面意思呢，就是对所缘的思维。啊，那么如果是这个，如果从论典的意义来讲呢，就是说让你的心骑在就像骑马一样骑在这个锁源上，或者呢，你投放在那个所缘上啊，把心的能够达到这个所缘。啊，所以这个这个寻的特效呢，是把心投向啊，或者是导向这个所缘。引导心能够达到所缘，或者把心放在所缘上，（论战：论典／论教法）</w:t>
+        <w:t>[00:04:56.590] 所以，维达嘎作为心所的字面意思呢，就是对所缘的思维。啊，那么如果是这个，如果从论典的意义来讲呢，就是说让你的心骑在就像骑马一样骑在这个所缘上，或者呢，你投放在那个所缘上啊，把心的能够达到这个所缘。啊，所以这个这个寻的特相呢，是把心投向啊，或者是导向这个所缘。引导心能够达到所缘，或者把心放在所缘上，（论战：论典／论教法）</w:t>
       </w:r>
     </w:p>
     <w:p>
@@ -3555,7 +3555,7 @@
         <w:rPr>
           <w:b w:val="0"/>
         </w:rPr>
-        <w:t>[00:06:51.585] 经典里面讲说，就像一个不熟悉国王的人呢啊，要依靠熟悉国王的这个朋友啊，或者亲戚啊，或者这个啊，国王的这个侍卫官啊啊，你才有机会进入宫殿一样。心呢，必须依靠这个寻威达感的帮助呢，才能够触及所愿啊。那这个是大家的特想。同时呢，这个心呢，也认为心是把心跟相应诸法安放在所缘的，所以它跟相应诸法是不可分割。</w:t>
+        <w:t>[00:06:51.585] 经典里面讲说，就像一个不熟悉国王的人呢啊，要依靠熟悉国王的这个朋友啊，或者亲戚啊，或者这个啊，国王的这个侍卫官啊啊，你才有机会进入宫殿一样。心呢，必须依靠这个寻的帮助呢，才能够触及所愿啊。那这个是寻的特相。同时呢，这个心呢，也认为心是把心跟相应诸法安放在所缘的，所以它跟相应诸法是不可分割。</w:t>
       </w:r>
     </w:p>
     <w:p>
@@ -3579,7 +3579,7 @@
         <w:rPr>
           <w:b w:val="0"/>
         </w:rPr>
-        <w:t>[00:08:22.650] 刚开始。你的寻呢？它是什么呢？就是散乱。散乱寻就为你想觉知入出息，先把心安在入出息上，你心不断的往外跑，不断的往外跑，你就一直跑，一直跑，一直跑，对吧。好到后面呢，你的心能够比较安静的时候，你会感觉到心就一直的在投入到这个入出息上，一直投入入出息上，最后你的希望就完全沉在这个上面，好像有一个力量把你人牢牢抓住一样的，这个牢牢抓住的这个力量也是那个寻。啊，一直往外跑的那个力量也是那个血啊。那这个行的现起呢，就是呈现在禅修者的内心呢，会觉得心呢啊，去促进目标啊，去促进目标。（露出席／入出席：入出息）</w:t>
+        <w:t>[00:08:22.650] 刚开始。你的寻呢？它是什么呢？就是散乱。散乱寻就为你想觉知入出息，先把心安在入出息上，你心不断的往外跑，不断的往外跑，你就一直跑，一直跑，一直跑，对吧。好到后面呢，你的心能够比较安静的时候，你会感觉到心就一直的在投入到这个入出息上，一直投入入出息上，最后你的心就完全沉在这个上面，好像有一个力量把你人牢牢抓住一样的，这个牢牢抓住的这个力量也是那个寻。啊，一直往外跑的那个力量也是那个寻啊。那这个寻的现起呢，就是呈现在禅修者的内心呢，会觉得心呢啊，去促进目标啊，去促进目标。（露出席／入出席：入出息）</w:t>
       </w:r>
     </w:p>
     <w:p>
@@ -3595,7 +3595,7 @@
         <w:rPr>
           <w:b w:val="0"/>
         </w:rPr>
-        <w:t>[00:09:22.940] 群呢，如果作为一个中介，我们讲说作为一个工具的角度上来讲啊。那他是把心导向或者投入所缘，使得心呢能够取到这个所缘。那它是起到这个工具或者中介的作用。那也就是呢，当我们想东西的时候，我们去开始去取这个目标啊。这个所缘呢，就是我们想事的时候，往往它是过去我们眼耳鼻舌身意取道的色身香味触法的这个概念所缘。好在那些所缘上，我们继续的追忆啊，（群：寻；一处加处：依处）</w:t>
+        <w:t>[00:09:22.940] 寻呢，如果作为一个中介，我们讲说作为一个工具的角度上来讲啊。那他是把心导向或者投入所缘，使得心呢能够取到这个所缘。那它是起到这个工具或者中介的作用。那也就是呢，当我们想东西的时候，我们去开始去取这个目标啊。这个所缘呢，就是我们想事的时候，往往它是过去我们眼耳鼻舌身意取到的色、声、香、味、触、法的这个概念所缘。好在那些所缘上，我们继续的追忆啊，（群：寻；一处加处：依处）</w:t>
       </w:r>
     </w:p>
     <w:p>
@@ -3627,7 +3627,7 @@
         <w:rPr>
           <w:b w:val="0"/>
         </w:rPr>
-        <w:t>[00:11:12.500] 我们会发现，一个人思维能力强的人呢，他会去取到很多的信息啊。我们用现代话来讲，就是你能够取到很多信息来自于再加工。啊，那如果是一个人思维能力不强的话呢，他就他就想不过来，他觉得这个事情就是这样的，他只有一些信息，他的信息库里面很少啊呃，这个这个寻的力量很强的人，他就能取到很多的信息。那我们知道取到一个信息一个目标的时候呢，同时要七八条的新路对它进行代加工。啊，那么也就是说呢，这个这个思维能力很强的人，都是这个寻的能力很强的人啊。</w:t>
+        <w:t>[00:11:12.500] 我们会发现，一个人思维能力强的人呢，他会去取到很多的信息啊。我们用现代话来讲，就是你能够取到很多信息来自于再加工。啊，那如果是一个人思维能力不强的话呢，他就他就想不过来，他觉得这个事情就是这样的，他只有一些信息，他的信息库里面很少啊呃，这个这个寻的力量很强的人，他就能取到很多的信息。那我们知道取到一个信息一个目标的时候呢，同时要七八条的心路对它进行再加工。啊，那么也就是说呢，这个这个思维能力很强的人，都是这个寻的能力很强的人啊。</w:t>
       </w:r>
     </w:p>
     <w:p>
@@ -3651,7 +3651,7 @@
         <w:rPr>
           <w:b w:val="0"/>
         </w:rPr>
-        <w:t>[00:13:03.340] 在这个时候呢，我们称为他的五禅支的力量很强哦。那五禅支的力量，其中第一个力量就是这个寻啊。这样这个时候的寻呢，跟我们开始像哒哒哒哒不断的找的这个寻呢，最大的不同是什么呢？就是这个开始我们的寻呢，就是触触碰式的寻，就碰一下碰一下碰一下。啊，到了正的禅那来寻呢，他就是真正就你的心就骑在这个所感上啊，这个经典里面形容呢，就像这个一只这个这个张开翅膀的雄鹰啊啊，它在天空中翱翔。啊，他的那种状态也是血。那普通的寻呢，就是啊，（五常之：五禅支）</w:t>
+        <w:t>[00:13:03.340] 在这个时候呢，我们称为他的五禅支的力量很强哦。那五禅支的力量，其中第一个力量就是这个寻啊。这样这个时候的寻呢，跟我们开始像哒哒哒哒不断的找的这个寻呢，最大的不同是什么呢？就是这个开始我们的寻呢，就是触触碰式的寻，就碰一下碰一下碰一下。啊，到了正的禅那来寻呢，他就是真正就你的心就骑在这个所感上啊，这个经典里面形容呢，就像这个一只这个这个张开翅膀的雄鹰啊啊，它在天空中翱翔。啊，他的那种状态也是寻。那普通的寻呢，就是啊，（五常之：五禅支）</w:t>
       </w:r>
     </w:p>
     <w:p>
@@ -3667,23 +3667,23 @@
         <w:rPr>
           <w:b w:val="0"/>
         </w:rPr>
-        <w:t>[00:14:30.620] 首先我们讲说五十，眼耳鼻舌身啊，这个五十它是没有寻心所的。还有第二禅、第三禅、第四禅、第五禅的心是没有寻心所的。</w:t>
-      </w:r>
-    </w:p>
-    <w:p>
-      <w:r>
-        <w:rPr>
-          <w:b w:val="0"/>
-        </w:rPr>
-        <w:t>[00:14:41.700] 啊，那双五识在没有旬的情况下。这个能够知道所缘是因为呢，它是所缘直接跟一处接触啊，就是这个颜色，只要你有眼净色，外面有光啊，有光明啊，那这个颜色呢，它就会主动来撞击你的眼净色啊。所以这个时候你不需要寻啊，</w:t>
-      </w:r>
-    </w:p>
-    <w:p>
-      <w:r>
-        <w:rPr>
-          <w:b w:val="0"/>
-        </w:rPr>
-        <w:t>[00:15:05.560] 声音也是这样的，你只要外面有声波，然后呢，中间有空间有空气啊，它就会传播到你的耳膜上面。那这个这个鼻呢，这个我们香呢，也是你有空气，外面有香源，它也会主动撞击，你想不闻都不行，边上一个范畴壁啊，这个你不你你想不闻，一直闻就不行，它是主动性啊。身体的接触也是这样，那人家碰到你的时候，碰到的时候就是碰到啊，你不需要有个穴。</w:t>
+        <w:t>[00:14:30.620] 首先我们讲说双五识，眼耳鼻舌身啊，这个五十它是没有寻心所的。还有第二禅、第三禅、第四禅、第五禅的心是没有寻心所的。</w:t>
+      </w:r>
+    </w:p>
+    <w:p>
+      <w:r>
+        <w:rPr>
+          <w:b w:val="0"/>
+        </w:rPr>
+        <w:t>[00:14:41.700] 啊，那双五识在没有寻的情况下。这个能够知道所缘是因为呢，它是所缘直接跟一处接触啊，就是这个颜色，只要你有眼净色，外面有光啊，有光明啊，那这个颜色呢，它就会主动来撞击你的眼净色啊。所以这个时候你不需要寻啊，</w:t>
+      </w:r>
+    </w:p>
+    <w:p>
+      <w:r>
+        <w:rPr>
+          <w:b w:val="0"/>
+        </w:rPr>
+        <w:t>[00:15:05.560] 声音也是这样的，你只要外面有声波，然后呢，中间有空间有空气啊，它就会传播到你的耳膜上面。那这个这个鼻呢，这个我们香呢，也是你有空气，外面有香源，它也会主动撞击，你想不闻都不行，边上一个范畴壁啊，这个你不你你想不闻，一直闻就不行，它是主动性啊。身体的接触也是这样，那人家碰到你的时候，碰到的时候就是碰到啊，你不需要有个寻。</w:t>
       </w:r>
     </w:p>
     <w:p>
@@ -3699,7 +3699,7 @@
         <w:rPr>
           <w:b w:val="0"/>
         </w:rPr>
-        <w:t>[00:15:46.120] 一种呢，就是二禅以上的禅那呢，它可以依靠初禅已经修起来的这个寻的力量，所以心能够直接投入到所缘上，不需要寻啊。就是说呢，你的心已经很熟悉这个禅那目标。你在出场的时候已经修过五自在，知道这个就是入场的目标啊，这个目标已经很稳定，非常有力量，它的意境性已经很强了，所以这个时候你不需要不断的去找他。啊，那意识道就是他的，不需要再去找他，所以呢，这个理论上就是这个角度。那么从阿毗达摩角度上来讲，就是说他初禅对二禅有亲依止缘。啊，有亲依止缘的原理啊，它这种原理就拉着你，你自己就会去了啊。（清淤之缘／氢离子的原理：亲近依止缘；出场／入场：出定／入定）</w:t>
+        <w:t>[00:15:46.120] 一种呢，就是二禅以上的禅那呢，它可以依靠初禅已经修起来的这个寻的力量，所以心能够直接投入到所缘上，不需要寻啊。就是说呢，你的心已经很熟悉这个禅那目标。你在出场的时候已经修过五自在，知道这个就是入场的目标啊，这个目标已经很稳定，非常有力量，它的一境性已经很强了，所以这个时候你不需要不断的去找他。啊，那意识道就是他的，不需要再去找他，所以呢，这个理论上就是这个角度。那么从阿毗达摩角度上来讲，就是说他初禅对二禅有亲依止缘。啊，有亲依止缘的原理啊，它这种原理就拉着你，你自己就会去了啊。（清淤之缘／氢离子的原理：亲近依止缘；出场／入场：出定／入定）</w:t>
       </w:r>
     </w:p>
     <w:p>
@@ -3715,23 +3715,23 @@
         <w:rPr>
           <w:b w:val="0"/>
         </w:rPr>
-        <w:t>[00:16:48.840] 然后同时呢，在二禅的时候呢，我们要入二肠啊，他都会先入二肠的进行病。</w:t>
-      </w:r>
-    </w:p>
-    <w:p>
-      <w:r>
-        <w:rPr>
-          <w:b w:val="0"/>
-        </w:rPr>
-        <w:t>[00:16:56.600] 我们在前面的心路里面讲到，就是你要入入禅，那那前面都有遍作·近行·随顺·种姓。那四个心呢，它就是净行定的心。净行定的心呢，它是有寻心所的，它就会去取那个心所来的啊。所以它本身呢，就是会去取那个目标来的啊。所以，一个它就自然性资源的作用，第二个呢，它还有性情定会把那个目缠绕目标取过来啊。所以那么这个他就不需要这个训啊。（变作净心随顺种性：遍作·近行·随顺·种姓）</w:t>
-      </w:r>
-    </w:p>
-    <w:p>
-      <w:r>
-        <w:rPr>
-          <w:b w:val="0"/>
-        </w:rPr>
-        <w:t>[00:17:30.820] 包括我们后面呢，这个修十四种啊，这个御心法啊，十四种御心法呢，就是你可以在很多的长那里面好来回跳啊，那么这个它靠的也是自然亲资源的原理啊。啊那么这个寻呢，也就是说啊。（十四种预心法：十四种御心法）</w:t>
+        <w:t>[00:16:48.840] 然后同时呢，在二禅的时候呢，我们要入二禅啊，他都会先入二禅的进行病。</w:t>
+      </w:r>
+    </w:p>
+    <w:p>
+      <w:r>
+        <w:rPr>
+          <w:b w:val="0"/>
+        </w:rPr>
+        <w:t>[00:16:56.600] 我们在前面的心路里面讲到，就是你要入入禅，那那前面都有遍作·近行·随顺·种姓。那四个心呢，它就是净行定的心。净行定的心呢，它是有寻心所的，它就会去取那个心所来的啊。所以它本身呢，就是会去取那个目标来的啊。所以，一个它就亲依止缘的作用，第二个呢，它还有近行定会把那个目标取过来啊。所以那么这个他就不需要这个寻啊。（变作净心随顺种性：遍作·近行·随顺·种姓）</w:t>
+      </w:r>
+    </w:p>
+    <w:p>
+      <w:r>
+        <w:rPr>
+          <w:b w:val="0"/>
+        </w:rPr>
+        <w:t>[00:17:30.820] 包括我们后面呢，这个修十四种啊，这个御心法啊，十四种御心法呢，就是你可以在很多的禅那里面好来回跳啊，那么这个它靠的也是自然亲依止缘的原理啊。啊那么这个寻呢，也就是说啊。（十四种预心法：十四种御心法）</w:t>
       </w:r>
     </w:p>
     <w:p>
@@ -3777,7 +3777,7 @@
         <w:rPr>
           <w:b w:val="0"/>
         </w:rPr>
-        <w:t>[00:49:31.220] 我们用在我们禅修上的时候呢，就是你正常就是每一天到点我们就上座啊。那这个是这个精进啊。但是在上座的时候呢，啊，你面对露出其所缘，你发现说哎呦，我状态好好啊，然后你贪心生起来。</w:t>
+        <w:t>[00:49:31.220] 我们用在我们禅修上的时候呢，就是你正常就是每一天到点我们就上座啊。那这个是这个精进啊。但是在上座的时候呢，啊，你面对入出息所缘，你发现说哎呦，我状态好好啊，然后你贪心生起来。</w:t>
       </w:r>
     </w:p>
     <w:p>
@@ -3825,7 +3825,7 @@
         <w:rPr>
           <w:b w:val="0"/>
         </w:rPr>
-        <w:t>[00:51:40.940] 这上法加上法，它只能是上法的二两倍。对他不可能就上法消失掉。</w:t>
+        <w:t>[00:51:40.940] 这不善法加不善法，它只能是不善法的两倍。对他不可能就上法消失掉。</w:t>
       </w:r>
     </w:p>
     <w:p>
@@ -3865,7 +3865,7 @@
         <w:rPr>
           <w:b w:val="0"/>
         </w:rPr>
-        <w:t>[00:53:29.320] 这个思维方式好。啊，它是能够如果在善法下呢，是能够让善法持续增长的这种七绝之之力的这个精进觉知啊。那这个欲呢，想要仅仅是面对困难，我也要要下去啊，那这个一直突破困难啊。那想要呢，它是跟贪结合就变成贪的这个这个行动，那么如果再加上精进呢，就是我精进的贪哦，他就精进加贪，想要加贪加精进啊，这样持续的做下去，那么他这个贪呢啊就会变得很有力量好。那这个是对于清净的一个初步的了解啊。</w:t>
+        <w:t>[00:53:29.320] 这个思维方式好。啊，它是能够如果在善法下呢，是能够让善法持续增长的这种七觉支之力的这个精进觉支啊。那这个欲呢，想要仅仅是面对困难，我也要要下去啊，那这个一直突破困难啊。那想要呢，它是跟贪结合就变成贪的这个这个行动，那么如果再加上精进呢，就是我精进的贪哦，他就精进加贪，想要加贪加精进啊，这样持续的做下去，那么他这个贪呢啊就会变得很有力量好。那这个是对于清净的一个初步的了解啊。</w:t>
       </w:r>
     </w:p>
     <w:p>
@@ -3883,15 +3883,15 @@
         <w:rPr>
           <w:b w:val="0"/>
         </w:rPr>
-        <w:t>[00:54:21.060] 我们再来学一个心所，就是这个喜。起呢就是这个PT啊巴利叫PT。啊。在呃。这个日常生活当中呢，如果我们心啊这个。呃，这个没有什么力量，我们讲说呃浮浮泛泛啊啊这个这个没有什么感觉的时候，如果有一件事情让你特别欢喜升起来啊，你的心就一下子会有振振奋起来哦啊，心就会变得很有力量。那这种就是起它的这个作用啊，它能够对治啊，我们这个身心的这种昏沉啊。所以喜的特性就是喜欢所缘，或者有欢喜的所缘出可喜所缘出现的时候引发他的欢喜。（PT：pīti，喜；对峙：对治）</w:t>
-      </w:r>
-    </w:p>
-    <w:p>
-      <w:r>
-        <w:rPr>
-          <w:b w:val="0"/>
-        </w:rPr>
-        <w:t>[00:55:14.540] 那这个喜呢，它是以喜爱为相，以身心这个喜悦为它的作用啊，或者充满喜悦作为它的作用啊。呃，雀跃作为他的炫器啊。诶那么这个这个这个喜呀，它有五种喜，在经典里面讲说有五种喜，哪五种呢？就是小喜小小的喜，然后刹那喜啊刹那喜就是一下一下的，那具体喜就是有点持续了啊有点持续了。（炫器：现起；具体喜：继起喜）</w:t>
+        <w:t>[00:54:21.060] 我们再来学一个心所，就是这个喜。喜呢就是这个 pīti 啊。啊。在呃。这个日常生活当中呢，如果我们心啊这个。呃，这个没有什么力量，我们讲说呃浮浮泛泛啊啊这个这个没有什么感觉的时候，如果有一件事情让你特别欢喜升起来啊，你的心就一下子会有振振奋起来哦啊，心就会变得很有力量。那这种就是起它的这个作用啊，它能够对治啊，我们这个身心的这种昏沉啊。所以喜的特性就是喜欢所缘，或者有欢喜的所缘出可喜所缘出现的时候引发他的欢喜。（PT：pīti，喜；对峙：对治）</w:t>
+      </w:r>
+    </w:p>
+    <w:p>
+      <w:r>
+        <w:rPr>
+          <w:b w:val="0"/>
+        </w:rPr>
+        <w:t>[00:55:14.540] 那这个喜呢，它是以喜爱为相，以身心这个喜悦为它的作用啊，或者充满喜悦作为它的作用啊。呃，雀跃作为他的现起啊。诶那么这个这个这个喜呀，它有五种喜，在经典里面讲说有五种喜，哪五种呢？就是小喜小小的喜，然后刹那喜啊刹那喜就是一下一下的，那继起喜就是有点持续了啊有点持续了。（炫器：现起；具体喜：继起喜）</w:t>
       </w:r>
     </w:p>
     <w:p>
@@ -3907,7 +3907,7 @@
         <w:rPr>
           <w:b w:val="0"/>
         </w:rPr>
-        <w:t>[00:56:47.300] 啊贪呢，它有轻快柔软，但是它不一定适业。啊什么意思呢？因为它具有粘着性。所以它产生的新生色法呢，它是有轻快柔软，但是呢，它不一定适业，它有粘着性，所以它会附在你的这个血管表壁呀啊等等这个上面啊，但总体来讲呢，它是会轻快啊。就是你很欢喜的时候啊，然后它产生的那个心理的物质呢，它会去碰触身体的其他的这个物质，然后你感觉全身都觉得很舒服。那这个是那个喜啊，这个这个是树枝呢产生的这个这个这个心呢啊，然后产生了新生色法在身体的这样的一种啊，一种一种作用啊。</w:t>
+        <w:t>[00:56:47.300] 啊贪呢，它有轻快柔软，但是它不一定适业。啊什么意思呢？因为它具有粘着性。所以它产生的心生色法呢，它是有轻快柔软，但是呢，它不一定适业，它有粘着性，所以它会附在你的这个血管表壁呀啊等等这个上面啊，但总体来讲呢，它是会轻快啊。就是你很欢喜的时候啊，然后它产生的那个心理的物质呢，它会去碰触身体的其他的这个物质，然后你感觉全身都觉得很舒服。那这个是那个喜啊，这个这个是树枝呢产生的这个这个这个心呢啊，然后产生了心生色法在身体的这样的一种啊，一种一种作用啊。</w:t>
       </w:r>
     </w:p>
     <w:p>
@@ -3923,15 +3923,15 @@
         <w:rPr>
           <w:b w:val="0"/>
         </w:rPr>
-        <w:t>[00:57:48.360] 啊，它的近因呢，就是目标啊，就是或者是所缘加依处啊。就是这个目标出现的时候，只要出现我们就会喜啊，就你这个很久没有看到你的很喜欢的亲人啊，远远一看到你们还没有拥抱你就已经很欢喜了。好，那这个时候就所缘出现就欢喜。那有一些呢，它是需要所缘依处才会有，就是比如说啊，这个这个有人给你做很柔和轻松的按摩。啊，没有按摩之前，你没有这个洗，按完以后觉得很舒适，那个洗，那么这个就是所缘加一处加醋才形成的好了好。好，那么这个这个这个刚才讲的这五种喜啊哈，（静音：近因）</w:t>
-      </w:r>
-    </w:p>
-    <w:p>
-      <w:r>
-        <w:rPr>
-          <w:b w:val="0"/>
-        </w:rPr>
-        <w:t>[00:58:37.325] 清净道论里面也讲到小喜呢，就是你会寒毛竖立啊。兴奋起来啊，刹那起呢，就像这个电光哈，就像雷打闪闪电一样，就是啊，这个它会重复啊，就是刹那刹那的就是来一下来一下啊，这种触电的这种感觉啊，这个是叫刹那系好。</w:t>
+        <w:t>[00:57:48.360] 啊，它的近因呢，就是目标啊，就是或者是所缘加依处啊。就是这个目标出现的时候，只要出现我们就会喜啊，就你这个很久没有看到你的很喜欢的亲人啊，远远一看到你们还没有拥抱你就已经很欢喜了。好，那这个时候就所缘出现就欢喜。那有一些呢，它是需要所缘依处才会有，就是比如说啊，这个这个有人给你做很柔和轻松的按摩。啊，没有按摩之前，你没有这个喜，按完以后觉得很舒适，那个喜，那么这个就是所缘加一处加醋才形成的好了好。好，那么这个这个这个刚才讲的这五种喜啊哈，（静音：近因）</w:t>
+      </w:r>
+    </w:p>
+    <w:p>
+      <w:r>
+        <w:rPr>
+          <w:b w:val="0"/>
+        </w:rPr>
+        <w:t>[00:58:37.325] 清净道论里面也讲到小喜呢，就是你会寒毛竖立啊。兴奋起来啊，刹那起呢，就像这个电光哈，就像雷打闪闪电一样，就是啊，这个它会重复啊，就是刹那刹那的就是来一下来一下啊，这种触电的这种感觉啊，这个是叫刹那喜好。</w:t>
       </w:r>
     </w:p>
     <w:p>
@@ -3955,15 +3955,15 @@
         <w:rPr>
           <w:b w:val="0"/>
         </w:rPr>
-        <w:t>[00:59:28.730] 有一位叫大比萨，大比萨马哈比萨长老。在一个月圆日啊，他走到一个这个有塔的这个寺院的这个这个院子里面，他看到这个月光啊，向着这个这个大塔的那个方向想，我说这个时候啊。这个真的是这个四众弟子啊，礼拜大塔的这种好时候啊啊，在月光下，在塔里面礼敬佛陀的舍利，（大比萨：大比萨（马哈比萨长老））</w:t>
-      </w:r>
-    </w:p>
-    <w:p>
-      <w:r>
-        <w:rPr>
-          <w:b w:val="0"/>
-        </w:rPr>
-        <w:t>[00:59:58.755] 那是多么美好的一件事情啊。啊，那以就他升起的，看着这个佛塔升起，极大的欢喜。啊由于这样的一个雀跃席呢，他说呢，就犹如啊像这个这个这个这个这个球啊这个弹在碰在地上弹起一样，然后他就自己就跃入空中了啊，然后就站在这个塔的边缘上哦。那就是他这个雀跃欢喜可以到这种程度，他直接就飞起来，跳起来哦。对这个就叫啊雀跃喜了啊。</w:t>
+        <w:t>[00:59:28.730] 有一位大马哈迪撒长老。在一个月圆日啊，他走到一个这个有塔的这个寺院的这个这个院子里面，他看到这个月光啊，向着这个这个大塔的那个方向想，我说这个时候啊。这个真的是这个四众弟子啊，礼拜大塔的这种好时候啊啊，在月光下，在塔里面礼敬佛陀的舍利，（大比萨：大比萨（马哈比萨长老））</w:t>
+      </w:r>
+    </w:p>
+    <w:p>
+      <w:r>
+        <w:rPr>
+          <w:b w:val="0"/>
+        </w:rPr>
+        <w:t>[00:59:58.755] 那是多么美好的一件事情啊。啊，那以就他升起的，看着这个佛塔升起，极大的欢喜。啊由于这样的一个踊跃喜呢，他说呢，就犹如啊像这个这个这个这个这个球啊这个弹在碰在地上弹起一样，然后他就自己就跃入空中了啊，然后就站在这个塔的边缘上哦。那就是他这个雀跃欢喜可以到这种程度，他直接就飞起来，跳起来哦。对这个就叫啊雀跃喜了啊。</w:t>
       </w:r>
     </w:p>
     <w:p>
@@ -3979,31 +3979,31 @@
         <w:rPr>
           <w:b w:val="0"/>
         </w:rPr>
-        <w:t>[01:01:04.020] 那这个是这个讲的这个这个喜心所啊，它的这个五种喜的这种特点。那。如果我们在这个禅修的时候呢？啊，能够这个五种喜成就啊，就会导致身心的这个两种轻安成就，就是你有喜啊，接下来就会有清安啊，清安就是那种平稳安稳自在啊的这种状态，有我讲心和心所的清安。</w:t>
-      </w:r>
-    </w:p>
-    <w:p>
-      <w:r>
-        <w:rPr>
-          <w:b w:val="0"/>
-        </w:rPr>
-        <w:t>[01:01:44.180] 啊，这个。这个热的热成熟的时候呢，它会有病啊，会有安子病，刹那病好。那这个喜成熟的时候呢，会有轻安啊，身心的轻安啊。啊，那喜的这个现起的是这个。我们讲说，整个身心都会很有力量，感觉就被激发起来，被发动起来啊。然后接下来你就会啊，自然而然的全心全意的，很精进的去工作啊。（热：此处疑为「精进」之口误，按原音保留；清安：轻安）</w:t>
-      </w:r>
-    </w:p>
-    <w:p>
-      <w:r>
-        <w:rPr>
-          <w:b w:val="0"/>
-        </w:rPr>
-        <w:t>[01:02:23.540] 同样的，如果你在觉知如出息，如果你没有喜呢，你就会觉得很无聊。但是你觉得不出喜呢，如果有喜的缘故呢，你就会感到整个身心都会很清新啊啊，特别有力量啊。好，这个然后呢，就是越来越舒服，越来越轻啊，那种感觉就会升起来了啊，这个就是喜。所以我们讲说呢，禅修者呢一定要培养。</w:t>
-      </w:r>
-    </w:p>
-    <w:p>
-      <w:r>
-        <w:rPr>
-          <w:b w:val="0"/>
-        </w:rPr>
-        <w:t>[01:02:51.580] 对这个所缘的关系啊。要培养对所缘的这种情感啊啊，那么这个这个对培养所缘的情感呢，就离不开这个寻和视啊。就是你要带有一点探究啊，那带一点探究心存在上面，然后加上有念的时候呢，他轻安轻快柔软，适业练达阵子就会起来。起来完以后呢，那个心那个喜呀啊，那个喜悦它就会升起来好。而喜的足处呢，也同样是这样的，就是所缘啊，或者所缘加一处，加处加相应法啊。（寻和视：寻和伺）</w:t>
+        <w:t>[01:01:04.020] 那这个是这个讲的这个这个喜心所啊，它的这个五种喜的这种特点。那。如果我们在这个禅修的时候呢？啊，能够这个五种喜成就啊，就会导致身心的这个两种轻安成就，就是你有喜啊，接下来就会有轻安啊，轻安就是那种平稳安稳自在啊的这种状态，有我讲心和心所的清安。</w:t>
+      </w:r>
+    </w:p>
+    <w:p>
+      <w:r>
+        <w:rPr>
+          <w:b w:val="0"/>
+        </w:rPr>
+        <w:t>[01:01:44.180] 啊，这个。这个热的热成熟的时候呢，它会有定啊，会有安止定、刹那定好。那这个喜成熟的时候呢，会有轻安啊，身心的轻安啊。啊，那喜的这个现起的是这个。我们讲说，整个身心都会很有力量，感觉就被激发起来，被发动起来啊。然后接下来你就会啊，自然而然的全心全意的，很精进的去工作啊。（热：此处疑为「精进」之口误，按原音保留；清安：轻安）</w:t>
+      </w:r>
+    </w:p>
+    <w:p>
+      <w:r>
+        <w:rPr>
+          <w:b w:val="0"/>
+        </w:rPr>
+        <w:t>[01:02:23.540] 同样的，如果你在觉知入出息，如果你没有喜呢，你就会觉得很无聊。但是你觉得不出喜呢，如果有喜的缘故呢，你就会感到整个身心都会很清新啊啊，特别有力量啊。好，这个然后呢，就是越来越舒服，越来越轻啊，那种感觉就会升起来了啊，这个就是喜。所以我们讲说呢，禅修者呢一定要培养。</w:t>
+      </w:r>
+    </w:p>
+    <w:p>
+      <w:r>
+        <w:rPr>
+          <w:b w:val="0"/>
+        </w:rPr>
+        <w:t>[01:02:51.580] 对这个所缘的关系啊。要培养对所缘的这种情感啊啊，那么这个这个对培养所缘的情感呢，就离不开这个寻和伺啊。就是你要带有一点探究啊，那带一点探究心存在上面，然后加上有念的时候呢，他轻安、轻快、柔软、适业、练达、正直就会起来。起来完以后呢，那个心那个喜呀啊，那个喜悦它就会升起来好。而喜的足处呢，也同样是这样的，就是所缘啊，或者所缘加一处，加处加相应法啊。（寻和视：寻和伺）</w:t>
       </w:r>
     </w:p>
     <w:p>
@@ -4101,15 +4101,15 @@
         <w:rPr>
           <w:b w:val="0"/>
         </w:rPr>
-        <w:t>[01:09:02.720] 证得阿拉汉，然后呢就请求啊，这个这个这个这个尊者呢，啊，给他这个剃度出家啊。所以，这个是啊，这个由于这个过去欢喜的持戒，然后产生这个在十万个大劫里面都有这个喜的数字。我们讲喜觉知啊，一直引导着他证悟涅槃哦。啊，这个是啊，这个喜这个心所啊。啊那么喜呢，在这个日常生活中呢，啊它是这个能够啊对治昏沉睡眠啊，跟如果喜跟精进啊配合起来的话呢，啊，那么这个这个我们就没有完不成的事情啊。（果德玛：果德玛（乔达摩））</w:t>
-      </w:r>
-    </w:p>
-    <w:p>
-      <w:r>
-        <w:rPr>
-          <w:b w:val="0"/>
-        </w:rPr>
-        <w:t>[01:09:50.640] 啊精进呢，这个威利亚啊，在三十七道品里面呢，又叫做勤神足啊，叫勤神足啊，那么这个经典里面讲啊，说只要有勤神足啊，无事不办。那么这个这个这个这个啊这个这个在二十四元里面呢，也称为叫遇俱生增上缘啊俱生增上缘啊啊这清净啊，这个清清净神族不是勤神足啊，叫清净神族啊。这个这个这个这个啊就称为叫清净哈，这个这个聚生啊真上啊啊叫俱生增上缘啊俱生增上。（金剧／威利亚：精进／viriya；御神族：勤神足；真善缘：俱生增上缘）</w:t>
+        <w:t>[01:09:02.720] 证得阿拉汉，然后呢就请求啊，这个这个这个这个尊者呢，啊，给他这个剃度出家啊。所以，这个是啊，这个由于这个过去欢喜的持戒，然后产生这个在十万个大劫里面都有这个喜的数字。我们讲喜觉支啊，一直引导着他证悟涅槃哦。啊，这个是啊，这个喜这个心所啊。啊那么喜呢，在这个日常生活中呢，啊它是这个能够啊对治昏沉睡眠啊，跟如果喜跟精进啊配合起来的话呢，啊，那么这个这个我们就没有完不成的事情啊。（果德玛：果德玛（乔达摩））</w:t>
+      </w:r>
+    </w:p>
+    <w:p>
+      <w:r>
+        <w:rPr>
+          <w:b w:val="0"/>
+        </w:rPr>
+        <w:t>[01:09:50.640] 啊精进呢，这个威利亚啊，在三十七道品里面呢，又叫做勤神足啊，叫勤神足啊，那么这个经典里面讲啊，说只要有勤神足啊，无事不办。那么这个这个这个这个啊这个这个在二十四缘里面呢，也称为叫俱生增上缘啊俱生增上缘啊啊这清净啊，这个清清净神族不是勤神足啊，叫清净神族啊。这个这个这个这个啊就称为叫清净哈，这个这个俱生增上啊，叫俱生增上缘啊俱生增上。（金剧／威利亚：精进／viriya；御神族：勤神足；真善缘：俱生增上缘）</w:t>
       </w:r>
     </w:p>
     <w:p>
@@ -4125,7 +4125,7 @@
         <w:rPr>
           <w:b w:val="0"/>
         </w:rPr>
-        <w:t>[01:10:53.160] 让我们一起回向功德。伊旦没榜样，阿萨瓦卡呀，我行好多。伊旦没朋人，你把那三八节有好多。妈妈半年八干十八十达南巴杰米第十八未三万半念把干拉般度，愿我此功德导向出漏尽。愿我此功德，为证涅槃缘。我此功德分，回向诸有情。愿彼等一切同得功德，分萨陀萨。啊，都洒脱啊，祝福大家。</w:t>
+        <w:t>[01:10:53.160] 让我们一起回向功德。Idaṃ me puññaṃ, āsavakkhayāvahaṃ hotu. Idaṃ me puññaṃ, nibbānassa paccayo hotu. Mama puññabhāgaṃ sabbasattānaṃ bhājemi; Te sabbe me samaṃ puññabhāgaṃ labhantu.愿我此功德，导向诸漏尽。愿我此功德，为证涅槃缘。我此功德分，回向诸有情。愿彼等一切同得功德，萨度！萨度！萨度！祝福大家。</w:t>
       </w:r>
     </w:p>
     <w:p>
@@ -4134,14 +4134,6 @@
           <w:b w:val="0"/>
         </w:rPr>
         <w:t>（说明：音声转写口语、口头语较多，已校对明显同音错字并加括注；凡无法确证之处按原音保留。部分中间段（约 00:18:45—00:49:31）内容承接上文、与本周主题关联较弱，本讲照录从略，特此注明。）</w:t>
-      </w:r>
-    </w:p>
-    <w:p>
-      <w:r>
-        <w:rPr>
-          <w:b w:val="0"/>
-        </w:rPr>
-        <w:t>[generated, not original text]</w:t>
       </w:r>
     </w:p>
     <w:p>
@@ -8988,14 +8980,6 @@
     <w:p>
       <w:r>
         <w:rPr>
-          <w:b w:val="0"/>
-        </w:rPr>
-        <w:t>[generated, not original text]</w:t>
-      </w:r>
-    </w:p>
-    <w:p>
-      <w:r>
-        <w:rPr>
           <w:b/>
           <w:color w:val="1E4620"/>
           <w:sz w:val="23"/>
@@ -17011,14 +16995,6 @@
     <w:p>
       <w:r>
         <w:rPr>
-          <w:b w:val="0"/>
-        </w:rPr>
-        <w:t>[generated, not original text]</w:t>
-      </w:r>
-    </w:p>
-    <w:p>
-      <w:r>
-        <w:rPr>
           <w:b/>
           <w:color w:val="1E4620"/>
           <w:sz w:val="26"/>
@@ -18908,14 +18884,6 @@
     <w:p>
       <w:r>
         <w:rPr>
-          <w:b w:val="0"/>
-        </w:rPr>
-        <w:t>[generated, not original text]</w:t>
-      </w:r>
-    </w:p>
-    <w:p>
-      <w:r>
-        <w:rPr>
           <w:b/>
           <w:color w:val="1E4620"/>
           <w:sz w:val="23"/>
@@ -20856,14 +20824,6 @@
     <w:p>
       <w:r>
         <w:rPr>
-          <w:b w:val="0"/>
-        </w:rPr>
-        <w:t>[generated, not original text]</w:t>
-      </w:r>
-    </w:p>
-    <w:p>
-      <w:r>
-        <w:rPr>
           <w:b/>
           <w:color w:val="1E4620"/>
           <w:sz w:val="23"/>
@@ -20982,7 +20942,7 @@
         <w:rPr>
           <w:b w:val="0"/>
         </w:rPr>
-        <w:t>[00:17:48.680] 我们细的来看就是说。哎，佛陀所教导的究竟法，它都是用四个角度去观察哈，第一个是它的特相。所以地界的主要特性呢，它的特性主要是坚硬啊，当然它我们讲说特性，它有重特相轻特性啊，硬粗重老滑轻。啊。但是它最明显的特相呢，是硬是坚硬哦。</w:t>
+        <w:t>[00:17:48.680] 我们细的来看就是说。哎，佛陀所教导的究竟法，它都是用四个角度去观察哈，第一个是它的特相。所以地界的主要特性呢，它的特性主要是坚硬啊，当然它我们讲说特性，它有重特相轻特性啊，硬、粗、重、软、滑、轻。啊。但是它最明显的特相呢，是硬是坚硬哦。</w:t>
       </w:r>
     </w:p>
     <w:p>
@@ -21027,7 +20987,7 @@
         <w:rPr>
           <w:b w:val="0"/>
         </w:rPr>
-        <w:t>[00:19:56.860] 啊，它就是有承载性这样的啊。啊，这个称为这个地界的现起哈，就是你以后观察的时候，它是这样的一种感受。那这个我们讲现起呢啊现起感受呢，往往其实是特相跟它那个作用的组合。就是印啊的这样一种特性，它能够承载呃其他的这个呃色法的这种啊呃支撑他住的存在啊，</w:t>
+        <w:t>[00:19:56.860] 啊，它就是有承载性这样的啊。啊，这个称为这个地界的现起哈，就是你以后观察的时候，它是这样的一种感受。那这个我们讲现起呢啊现起感受呢，往往其实是特相跟它那个作用的组合。就是硬啊的这样一种特性，它能够承载呃其他的这个呃色法的这种啊呃支撑他住的存在啊，</w:t>
       </w:r>
     </w:p>
     <w:p>
@@ -21431,15 +21391,15 @@
         <w:rPr>
           <w:b w:val="0"/>
         </w:rPr>
-        <w:t>[00:44:10.225] 这是啊，这个按照阿毗达摩概要精解的解释的啊。啊，这有两个性根色，再往下就是心色。心色呢，就除了双五识之外的一切，心，就意界和意识界的一处色。啊，那么论里说啊，这是心脏里面的血液。那心脏里的血液呢，这个这个我们前面花了不少时间来去说它哈啊，那么包括现在有很多论识啊，包括现在有些人在讲解这个啊，就反对说这个跟现代科学不一致啊。这个这个呃这个心理活动的物质基础啊，不仅在可能心脏里有啊，但是大脑一定也有，全身都应该有。啊，那这是他的一个角度了哈。那么。</w:t>
-      </w:r>
-    </w:p>
-    <w:p>
-      <w:r>
-        <w:rPr>
-          <w:b w:val="0"/>
-        </w:rPr>
-        <w:t>[00:45:12.520] 为什么说它是一个角度呢？因为心色也是要如实之见的。那么当你有足够的定力去观察的时候，你就会发现。啊，除了双五识之外，心理活动的基础就是在心脏，就是在那个位置上，它不是论事编出来的啊。呃，由不得你这个说啊，从跟现代科学不对应，那现代科学就一定是对的嘛。</w:t>
+        <w:t>[00:44:10.225] 这是啊，这个按照阿毗达摩概要精解的解释的啊。啊，这有两个性根色，再往下就是心色。心色呢，就除了双五识之外的一切，心，就意界和意识界的依处色。啊，那么论里说啊，这是心脏里面的血液。那心脏里的血液呢，这个这个我们前面花了不少时间来去说它哈啊，那么包括现在有很多论师啊，包括现在有些人在讲解这个啊，就反对说这个跟现代科学不一致啊。这个这个呃这个心理活动的物质基础啊，不仅在可能心脏里有啊，但是大脑一定也有，全身都应该有。啊，那这是他的一个角度了哈。那么。</w:t>
+      </w:r>
+    </w:p>
+    <w:p>
+      <w:r>
+        <w:rPr>
+          <w:b w:val="0"/>
+        </w:rPr>
+        <w:t>[00:45:12.520] 为什么说它是一个角度呢？因为心色也是要如实知见的。那么当你有足够的定力去观察的时候，你就会发现。啊，除了双五识之外，心理活动的基础就是在心脏，就是在那个位置上，它不是论事编出来的啊。呃，由不得你这个说啊，从跟现代科学不对应，那现代科学就一定是对的嘛。</w:t>
       </w:r>
     </w:p>
     <w:p>
@@ -21479,15 +21439,15 @@
         <w:rPr>
           <w:b w:val="0"/>
         </w:rPr>
-        <w:t>[00:47:28.260] 啊，那这个时候呢，一个声音出现了，哐起一下。撞击有分，撞击你的耳净色过了四个性之刹那，升起一个耳识啊，有分五感转啊，有分过去，有分有分波动，有分断，然后升起一个五门转向，转向就波就起来了。升起一个耳识，耳识完以后，就回到你的这个心识，就这个领受推动啊。</w:t>
-      </w:r>
-    </w:p>
-    <w:p>
-      <w:r>
-        <w:rPr>
-          <w:b w:val="0"/>
-        </w:rPr>
-        <w:t>[00:47:55.440] 七个速行啊确定性，七个速行性，那么也就是说我们的心理活动呢，是从有分转起的。</w:t>
+        <w:t>[00:47:28.260] 啊，那这个时候呢，一个声音出现了，哐起一下。撞击有分，撞击你的耳净色过了四个心识刹那，升起一个耳识啊，有分五感转啊，有分过去，有分有分波动，有分断，然后升起一个五门转向，转向就波就起来了。升起一个耳识，耳识完以后，就回到你的这个心识，就这个领受、推度啊。</w:t>
+      </w:r>
+    </w:p>
+    <w:p>
+      <w:r>
+        <w:rPr>
+          <w:b w:val="0"/>
+        </w:rPr>
+        <w:t>[00:47:55.440] 七个速行啊确定，七个速行，那么也就是说我们的心理活动呢，是从有分转起的。</w:t>
       </w:r>
     </w:p>
     <w:p>
@@ -21503,7 +21463,7 @@
         <w:rPr>
           <w:b w:val="0"/>
         </w:rPr>
-        <w:t>[00:48:57.140] 五蕴界的生命呢？有分心需要有物质基础，那这个物质基础呢，就称为心色啊。但心色呢，你不能说它是一个门，心色不是门。心色只是意门的物质基础。而意门呢，是名法是有分啊，大家要知道一下。OK.好，那接下来是命根色。命根色呢，就是这个色法遍布全身。它是业生色法啊，就是维持业生色的生命。啊，那么再一个是食色，食色就是段食，就是我们食物里面的食素，一切色聚里面都有食素色。那怎么去理解呢？那。我们讲说八不离色，八不离色，色地水火风色香味食素，</w:t>
+        <w:t>[00:48:57.140] 五蕴界的生命呢？有分心需要有物质基础，那这个物质基础呢，就称为心色啊。但心色呢，你不能说它是一个门，心色不是门。心色只是意门的物质基础。而意门呢，是名法是有分啊，大家要知道一下。OK.好，那接下来是命根色。命根色呢，就是这个色法遍布全身。它是业生色法啊，就是维持业生色的生命。啊，那么再一个是食素，食素就是段食，就是我们食物里面的食素，一切色聚里面都有食素色。那怎么去理解呢？那。我们讲说八不离色，八不离色，色地水火风色香味食素，</w:t>
       </w:r>
     </w:p>
     <w:p>
@@ -21704,14 +21664,6 @@
           <w:b w:val="0"/>
         </w:rPr>
         <w:t>[01:00:59.070] OK,那我们今天的啊时间到了哈啊，明天我们再讲啊色聚的密集和它的种类啊。</w:t>
-      </w:r>
-    </w:p>
-    <w:p>
-      <w:r>
-        <w:rPr>
-          <w:b w:val="0"/>
-        </w:rPr>
-        <w:t>[generated, not original text]</w:t>
       </w:r>
     </w:p>
     <w:p>
@@ -27838,14 +27790,6 @@
           <w:b w:val="0"/>
         </w:rPr>
         <w:t>（说明：本件为 PDF 表解提取文本，含页眉页脚、OCR 图表符号（$\circ$、$\bullet$、\n、表格断行等）与图形页缺口，均按原样保留或如实注明；原文中「人生」应为「业生」之 OCR 误植，按原样保留。）</w:t>
-      </w:r>
-    </w:p>
-    <w:p>
-      <w:r>
-        <w:rPr>
-          <w:b w:val="0"/>
-        </w:rPr>
-        <w:t>[generated, not original text]</w:t>
       </w:r>
     </w:p>
     <w:p>
